--- a/Documents/pisteytyslomake_liikkeelle_group9.docx
+++ b/Documents/pisteytyslomake_liikkeelle_group9.docx
@@ -1349,21 +1349,7 @@
                   <w:rStyle w:val="Hyperlinkki"/>
                   <w:rFonts w:eastAsia="MS Mincho"/>
                 </w:rPr>
-                <w:t>https://github.com/Group-9-Mobile-Project/MobileApp/blob/main/Documents/p</w:t>
-              </w:r>
-              <w:r>
-                <w:rPr>
-                  <w:rStyle w:val="Hyperlinkki"/>
-                  <w:rFonts w:eastAsia="MS Mincho"/>
-                </w:rPr>
-                <w:t>i</w:t>
-              </w:r>
-              <w:r>
-                <w:rPr>
-                  <w:rStyle w:val="Hyperlinkki"/>
-                  <w:rFonts w:eastAsia="MS Mincho"/>
-                </w:rPr>
-                <w:t>steytyslomake_liikkeelle_group9.docx</w:t>
+                <w:t>https://github.com/Group-9-Mobile-Project/MobileApp/blob/main/Documents/pisteytyslomake_liikkeelle_group9.docx</w:t>
               </w:r>
             </w:hyperlink>
           </w:p>
@@ -1622,20 +1608,50 @@
     </w:tbl>
     <w:p/>
     <w:p>
+      <w:pPr>
+        <w:rPr>
+          <w:lang w:val="fi-FI"/>
+        </w:rPr>
+      </w:pPr>
       <w:r>
         <w:rPr>
           <w:b/>
+          <w:lang w:val="fi-FI"/>
         </w:rPr>
-        <w:t xml:space="preserve">3) Scrum &amp; GitHub Projects – </w:t>
+        <w:t xml:space="preserve">3) </w:t>
       </w:r>
       <w:proofErr w:type="spellStart"/>
       <w:r>
         <w:rPr>
           <w:b/>
+          <w:lang w:val="fi-FI"/>
         </w:rPr>
-        <w:t>näyttö</w:t>
+        <w:t>Scrum</w:t>
       </w:r>
       <w:proofErr w:type="spellEnd"/>
+      <w:r>
+        <w:rPr>
+          <w:b/>
+          <w:lang w:val="fi-FI"/>
+        </w:rPr>
+        <w:t xml:space="preserve"> &amp; GitHub </w:t>
+      </w:r>
+      <w:proofErr w:type="spellStart"/>
+      <w:r>
+        <w:rPr>
+          <w:b/>
+          <w:lang w:val="fi-FI"/>
+        </w:rPr>
+        <w:t>Projects</w:t>
+      </w:r>
+      <w:proofErr w:type="spellEnd"/>
+      <w:r>
+        <w:rPr>
+          <w:b/>
+          <w:lang w:val="fi-FI"/>
+        </w:rPr>
+        <w:t xml:space="preserve"> – näyttö</w:t>
+      </w:r>
     </w:p>
     <w:p>
       <w:pPr>
@@ -3318,135 +3334,99 @@
               <w:spacing w:after="0" w:line="240" w:lineRule="auto"/>
               <w:rPr>
                 <w:rFonts w:eastAsia="MS Mincho"/>
-              </w:rPr>
-            </w:pPr>
-            <w:r>
-              <w:rPr>
-                <w:rFonts w:eastAsia="MS Mincho"/>
-              </w:rPr>
-              <w:t xml:space="preserve">Suoritusten </w:t>
-            </w:r>
+                <w:lang w:val="fi-FI"/>
+              </w:rPr>
+            </w:pPr>
+            <w:r>
+              <w:rPr>
+                <w:rFonts w:eastAsia="MS Mincho"/>
+                <w:lang w:val="fi-FI"/>
+              </w:rPr>
+              <w:t>Suoritusten tallennus/poisto:</w:t>
+            </w:r>
+          </w:p>
+          <w:p>
+            <w:pPr>
+              <w:spacing w:after="0" w:line="240" w:lineRule="auto"/>
+              <w:rPr>
+                <w:rFonts w:eastAsia="MS Mincho"/>
+                <w:lang w:val="fi-FI"/>
+              </w:rPr>
+            </w:pPr>
             <w:proofErr w:type="spellStart"/>
             <w:r>
               <w:rPr>
                 <w:rFonts w:eastAsia="MS Mincho"/>
-              </w:rPr>
-              <w:t>tallennus</w:t>
+                <w:lang w:val="fi-FI"/>
+              </w:rPr>
+              <w:t>MobileApp</w:t>
             </w:r>
             <w:proofErr w:type="spellEnd"/>
             <w:r>
               <w:rPr>
                 <w:rFonts w:eastAsia="MS Mincho"/>
-              </w:rPr>
-              <w:t>/</w:t>
+                <w:lang w:val="fi-FI"/>
+              </w:rPr>
+              <w:t>\</w:t>
             </w:r>
             <w:proofErr w:type="spellStart"/>
             <w:r>
               <w:rPr>
                 <w:rFonts w:eastAsia="MS Mincho"/>
-              </w:rPr>
-              <w:t>poisto</w:t>
+                <w:lang w:val="fi-FI"/>
+              </w:rPr>
+              <w:t>services</w:t>
             </w:r>
             <w:proofErr w:type="spellEnd"/>
             <w:r>
               <w:rPr>
                 <w:rFonts w:eastAsia="MS Mincho"/>
-              </w:rPr>
-              <w:t>:</w:t>
-            </w:r>
-          </w:p>
-          <w:p>
-            <w:pPr>
-              <w:spacing w:after="0" w:line="240" w:lineRule="auto"/>
-              <w:rPr>
-                <w:rFonts w:eastAsia="MS Mincho"/>
-              </w:rPr>
-            </w:pPr>
+                <w:lang w:val="fi-FI"/>
+              </w:rPr>
+              <w:t>\</w:t>
+            </w:r>
             <w:proofErr w:type="spellStart"/>
             <w:r>
               <w:rPr>
                 <w:rFonts w:eastAsia="MS Mincho"/>
-              </w:rPr>
-              <w:t>MobileApp</w:t>
+                <w:lang w:val="fi-FI"/>
+              </w:rPr>
+              <w:t>routeStorage.tsx</w:t>
             </w:r>
             <w:proofErr w:type="spellEnd"/>
-            <w:r>
-              <w:rPr>
-                <w:rFonts w:eastAsia="MS Mincho"/>
-              </w:rPr>
-              <w:t>\services\</w:t>
-            </w:r>
+          </w:p>
+          <w:p>
+            <w:pPr>
+              <w:spacing w:after="0" w:line="240" w:lineRule="auto"/>
+              <w:rPr>
+                <w:rFonts w:eastAsia="MS Mincho"/>
+                <w:lang w:val="fi-FI"/>
+              </w:rPr>
+            </w:pPr>
+          </w:p>
+          <w:p>
+            <w:pPr>
+              <w:spacing w:after="0" w:line="240" w:lineRule="auto"/>
+              <w:rPr>
+                <w:rFonts w:eastAsia="MS Mincho"/>
+                <w:lang w:val="fi-FI"/>
+              </w:rPr>
+            </w:pPr>
             <w:proofErr w:type="spellStart"/>
             <w:r>
               <w:rPr>
                 <w:rFonts w:eastAsia="MS Mincho"/>
-              </w:rPr>
-              <w:t>routeStorage.tsx</w:t>
+                <w:lang w:val="fi-FI"/>
+              </w:rPr>
+              <w:t>Firebase</w:t>
             </w:r>
             <w:proofErr w:type="spellEnd"/>
-          </w:p>
-          <w:p>
-            <w:pPr>
-              <w:spacing w:after="0" w:line="240" w:lineRule="auto"/>
-              <w:rPr>
-                <w:rFonts w:eastAsia="MS Mincho"/>
-              </w:rPr>
-            </w:pPr>
-          </w:p>
-          <w:p>
-            <w:pPr>
-              <w:spacing w:after="0" w:line="240" w:lineRule="auto"/>
-              <w:rPr>
-                <w:rFonts w:eastAsia="MS Mincho"/>
-              </w:rPr>
-            </w:pPr>
-            <w:r>
-              <w:rPr>
-                <w:rFonts w:eastAsia="MS Mincho"/>
-              </w:rPr>
-              <w:t>Firebase-</w:t>
-            </w:r>
-            <w:proofErr w:type="spellStart"/>
-            <w:r>
-              <w:rPr>
-                <w:rFonts w:eastAsia="MS Mincho"/>
-              </w:rPr>
-              <w:t>kirjautuminen</w:t>
-            </w:r>
-            <w:proofErr w:type="spellEnd"/>
-            <w:r>
-              <w:rPr>
-                <w:rFonts w:eastAsia="MS Mincho"/>
-              </w:rPr>
-              <w:t xml:space="preserve"> </w:t>
-            </w:r>
-            <w:proofErr w:type="spellStart"/>
-            <w:r>
-              <w:rPr>
-                <w:rFonts w:eastAsia="MS Mincho"/>
-              </w:rPr>
-              <w:t>säilyy</w:t>
-            </w:r>
-            <w:proofErr w:type="spellEnd"/>
-            <w:r>
-              <w:rPr>
-                <w:rFonts w:eastAsia="MS Mincho"/>
-              </w:rPr>
-              <w:t xml:space="preserve"> </w:t>
-            </w:r>
-            <w:proofErr w:type="spellStart"/>
-            <w:r>
-              <w:rPr>
-                <w:rFonts w:eastAsia="MS Mincho"/>
-              </w:rPr>
-              <w:t>muistissa</w:t>
-            </w:r>
-            <w:proofErr w:type="spellEnd"/>
-            <w:r>
-              <w:rPr>
-                <w:rFonts w:eastAsia="MS Mincho"/>
-              </w:rPr>
-              <w:t>:</w:t>
+            <w:r>
+              <w:rPr>
+                <w:rFonts w:eastAsia="MS Mincho"/>
+                <w:lang w:val="fi-FI"/>
+              </w:rPr>
+              <w:t>-kirjautuminen säilyy muistissa:</w:t>
             </w:r>
           </w:p>
           <w:p>
@@ -3988,48 +3968,62 @@
               <w:spacing w:after="0" w:line="240" w:lineRule="auto"/>
               <w:rPr>
                 <w:rFonts w:eastAsia="MS Mincho"/>
+                <w:lang w:val="fi-FI"/>
+              </w:rPr>
+            </w:pPr>
+            <w:r>
+              <w:rPr>
+                <w:rFonts w:eastAsia="MS Mincho"/>
+                <w:lang w:val="fi-FI"/>
+              </w:rPr>
+              <w:t>Profiilisivu:</w:t>
+            </w:r>
+          </w:p>
+          <w:p>
+            <w:pPr>
+              <w:spacing w:after="0" w:line="240" w:lineRule="auto"/>
+              <w:rPr>
+                <w:rFonts w:eastAsia="MS Mincho"/>
+                <w:lang w:val="fi-FI"/>
               </w:rPr>
             </w:pPr>
             <w:proofErr w:type="spellStart"/>
             <w:r>
               <w:rPr>
                 <w:rFonts w:eastAsia="MS Mincho"/>
-              </w:rPr>
-              <w:t>Profiilisivu</w:t>
+                <w:lang w:val="fi-FI"/>
+              </w:rPr>
+              <w:t>MobileApp</w:t>
             </w:r>
             <w:proofErr w:type="spellEnd"/>
             <w:r>
               <w:rPr>
                 <w:rFonts w:eastAsia="MS Mincho"/>
-              </w:rPr>
-              <w:t>:</w:t>
-            </w:r>
-          </w:p>
-          <w:p>
-            <w:pPr>
-              <w:spacing w:after="0" w:line="240" w:lineRule="auto"/>
-              <w:rPr>
-                <w:rFonts w:eastAsia="MS Mincho"/>
-              </w:rPr>
-            </w:pPr>
+                <w:lang w:val="fi-FI"/>
+              </w:rPr>
+              <w:t>\</w:t>
+            </w:r>
             <w:proofErr w:type="spellStart"/>
             <w:r>
               <w:rPr>
                 <w:rFonts w:eastAsia="MS Mincho"/>
-              </w:rPr>
-              <w:t>MobileApp</w:t>
+                <w:lang w:val="fi-FI"/>
+              </w:rPr>
+              <w:t>screens</w:t>
             </w:r>
             <w:proofErr w:type="spellEnd"/>
             <w:r>
               <w:rPr>
                 <w:rFonts w:eastAsia="MS Mincho"/>
-              </w:rPr>
-              <w:t>\screens\</w:t>
+                <w:lang w:val="fi-FI"/>
+              </w:rPr>
+              <w:t>\</w:t>
             </w:r>
             <w:proofErr w:type="spellStart"/>
             <w:r>
               <w:rPr>
                 <w:rFonts w:eastAsia="MS Mincho"/>
+                <w:lang w:val="fi-FI"/>
               </w:rPr>
               <w:t>ProfileScreen.tsx</w:t>
             </w:r>
@@ -4040,43 +4034,24 @@
               <w:spacing w:after="0" w:line="240" w:lineRule="auto"/>
               <w:rPr>
                 <w:rFonts w:eastAsia="MS Mincho"/>
-              </w:rPr>
-            </w:pPr>
-          </w:p>
-          <w:p>
-            <w:pPr>
-              <w:spacing w:after="0" w:line="240" w:lineRule="auto"/>
-              <w:rPr>
-                <w:rFonts w:eastAsia="MS Mincho"/>
-              </w:rPr>
-            </w:pPr>
-            <w:proofErr w:type="spellStart"/>
-            <w:r>
-              <w:rPr>
-                <w:rFonts w:eastAsia="MS Mincho"/>
-              </w:rPr>
-              <w:t>Käyttäjän</w:t>
-            </w:r>
-            <w:proofErr w:type="spellEnd"/>
-            <w:r>
-              <w:rPr>
-                <w:rFonts w:eastAsia="MS Mincho"/>
-              </w:rPr>
-              <w:t xml:space="preserve"> </w:t>
-            </w:r>
-            <w:proofErr w:type="spellStart"/>
-            <w:r>
-              <w:rPr>
-                <w:rFonts w:eastAsia="MS Mincho"/>
-              </w:rPr>
-              <w:t>tiedot</w:t>
-            </w:r>
-            <w:proofErr w:type="spellEnd"/>
-            <w:r>
-              <w:rPr>
-                <w:rFonts w:eastAsia="MS Mincho"/>
-              </w:rPr>
-              <w:t>:</w:t>
+                <w:lang w:val="fi-FI"/>
+              </w:rPr>
+            </w:pPr>
+          </w:p>
+          <w:p>
+            <w:pPr>
+              <w:spacing w:after="0" w:line="240" w:lineRule="auto"/>
+              <w:rPr>
+                <w:rFonts w:eastAsia="MS Mincho"/>
+                <w:lang w:val="fi-FI"/>
+              </w:rPr>
+            </w:pPr>
+            <w:r>
+              <w:rPr>
+                <w:rFonts w:eastAsia="MS Mincho"/>
+                <w:lang w:val="fi-FI"/>
+              </w:rPr>
+              <w:t>Käyttäjän tiedot:</w:t>
             </w:r>
           </w:p>
           <w:p>
@@ -4679,14 +4654,12 @@
               <w:spacing w:after="0" w:line="240" w:lineRule="auto"/>
               <w:rPr>
                 <w:rFonts w:eastAsia="MS Mincho"/>
-                <w:lang w:val="fi-FI"/>
               </w:rPr>
             </w:pPr>
             <w:proofErr w:type="spellStart"/>
             <w:r>
               <w:rPr>
                 <w:rFonts w:eastAsia="MS Mincho"/>
-                <w:lang w:val="fi-FI"/>
               </w:rPr>
               <w:lastRenderedPageBreak/>
               <w:t>MobileApp</w:t>
@@ -4695,59 +4668,74 @@
             <w:r>
               <w:rPr>
                 <w:rFonts w:eastAsia="MS Mincho"/>
-                <w:lang w:val="fi-FI"/>
-              </w:rPr>
-              <w:t>\</w:t>
+              </w:rPr>
+              <w:t>\hooks\</w:t>
             </w:r>
             <w:proofErr w:type="spellStart"/>
             <w:r>
               <w:rPr>
                 <w:rFonts w:eastAsia="MS Mincho"/>
-                <w:lang w:val="fi-FI"/>
-              </w:rPr>
-              <w:t>hooks</w:t>
+              </w:rPr>
+              <w:t>useEventLocation.tsx</w:t>
             </w:r>
             <w:proofErr w:type="spellEnd"/>
-            <w:r>
-              <w:rPr>
-                <w:rFonts w:eastAsia="MS Mincho"/>
-                <w:lang w:val="fi-FI"/>
-              </w:rPr>
-              <w:t>\</w:t>
-            </w:r>
+          </w:p>
+          <w:p>
+            <w:pPr>
+              <w:spacing w:after="0" w:line="240" w:lineRule="auto"/>
+              <w:rPr>
+                <w:rFonts w:eastAsia="MS Mincho"/>
+              </w:rPr>
+            </w:pPr>
+          </w:p>
+          <w:p>
+            <w:pPr>
+              <w:spacing w:after="0" w:line="240" w:lineRule="auto"/>
+              <w:rPr>
+                <w:rFonts w:eastAsia="MS Mincho"/>
+              </w:rPr>
+            </w:pPr>
             <w:proofErr w:type="spellStart"/>
             <w:r>
               <w:rPr>
                 <w:rFonts w:eastAsia="MS Mincho"/>
-                <w:lang w:val="fi-FI"/>
-              </w:rPr>
-              <w:t>useEventLocation.tsx</w:t>
+              </w:rPr>
+              <w:t>Reitin</w:t>
             </w:r>
             <w:proofErr w:type="spellEnd"/>
-          </w:p>
-          <w:p>
-            <w:pPr>
-              <w:spacing w:after="0" w:line="240" w:lineRule="auto"/>
-              <w:rPr>
-                <w:rFonts w:eastAsia="MS Mincho"/>
-                <w:lang w:val="fi-FI"/>
-              </w:rPr>
-            </w:pPr>
-          </w:p>
-          <w:p>
-            <w:pPr>
-              <w:spacing w:after="0" w:line="240" w:lineRule="auto"/>
-              <w:rPr>
-                <w:rFonts w:eastAsia="MS Mincho"/>
-                <w:lang w:val="fi-FI"/>
-              </w:rPr>
-            </w:pPr>
-            <w:r>
-              <w:rPr>
-                <w:rFonts w:eastAsia="MS Mincho"/>
-                <w:lang w:val="fi-FI"/>
-              </w:rPr>
-              <w:t>Reitin piirto kartalle:</w:t>
+            <w:r>
+              <w:rPr>
+                <w:rFonts w:eastAsia="MS Mincho"/>
+              </w:rPr>
+              <w:t xml:space="preserve"> </w:t>
+            </w:r>
+            <w:proofErr w:type="spellStart"/>
+            <w:r>
+              <w:rPr>
+                <w:rFonts w:eastAsia="MS Mincho"/>
+              </w:rPr>
+              <w:t>piirto</w:t>
+            </w:r>
+            <w:proofErr w:type="spellEnd"/>
+            <w:r>
+              <w:rPr>
+                <w:rFonts w:eastAsia="MS Mincho"/>
+              </w:rPr>
+              <w:t xml:space="preserve"> </w:t>
+            </w:r>
+            <w:proofErr w:type="spellStart"/>
+            <w:r>
+              <w:rPr>
+                <w:rFonts w:eastAsia="MS Mincho"/>
+              </w:rPr>
+              <w:t>kartalle</w:t>
+            </w:r>
+            <w:proofErr w:type="spellEnd"/>
+            <w:r>
+              <w:rPr>
+                <w:rFonts w:eastAsia="MS Mincho"/>
+              </w:rPr>
+              <w:t>:</w:t>
             </w:r>
           </w:p>
           <w:p>
@@ -4929,6 +4917,7 @@
               <w:rPr>
                 <w:rFonts w:eastAsia="MS Mincho"/>
               </w:rPr>
+              <w:lastRenderedPageBreak/>
               <w:t>Sensorit</w:t>
             </w:r>
             <w:proofErr w:type="spellEnd"/>
@@ -6290,6 +6279,48 @@
                 <w:rFonts w:eastAsia="MS Mincho"/>
               </w:rPr>
             </w:pPr>
+            <w:r>
+              <w:rPr>
+                <w:rFonts w:eastAsia="MS Mincho"/>
+              </w:rPr>
+              <w:t>???</w:t>
+            </w:r>
+            <w:proofErr w:type="spellStart"/>
+            <w:r>
+              <w:rPr>
+                <w:rFonts w:eastAsia="MS Mincho"/>
+              </w:rPr>
+              <w:t>Tähän</w:t>
+            </w:r>
+            <w:proofErr w:type="spellEnd"/>
+            <w:r>
+              <w:rPr>
+                <w:rFonts w:eastAsia="MS Mincho"/>
+              </w:rPr>
+              <w:t xml:space="preserve"> </w:t>
+            </w:r>
+            <w:proofErr w:type="spellStart"/>
+            <w:r>
+              <w:rPr>
+                <w:rFonts w:eastAsia="MS Mincho"/>
+              </w:rPr>
+              <w:t>validointi</w:t>
+            </w:r>
+            <w:proofErr w:type="spellEnd"/>
+            <w:r>
+              <w:rPr>
+                <w:rFonts w:eastAsia="MS Mincho"/>
+              </w:rPr>
+              <w:t xml:space="preserve"> </w:t>
+            </w:r>
+            <w:proofErr w:type="spellStart"/>
+            <w:r>
+              <w:rPr>
+                <w:rFonts w:eastAsia="MS Mincho"/>
+              </w:rPr>
+              <w:t>aikaleima</w:t>
+            </w:r>
+            <w:proofErr w:type="spellEnd"/>
           </w:p>
         </w:tc>
         <w:tc>
@@ -6412,7 +6443,6 @@
                 <w:lang w:val="fi-FI"/>
               </w:rPr>
             </w:pPr>
-            <w:proofErr w:type="spellStart"/>
             <w:r>
               <w:rPr>
                 <w:rFonts w:eastAsia="MS Mincho"/>
@@ -6420,7 +6450,13 @@
               </w:rPr>
               <w:t>Testa</w:t>
             </w:r>
-            <w:proofErr w:type="spellEnd"/>
+            <w:r>
+              <w:rPr>
+                <w:rFonts w:eastAsia="MS Mincho"/>
+                <w:lang w:val="fi-FI"/>
+              </w:rPr>
+              <w:t>ttu sekä Android että iOS.</w:t>
+            </w:r>
           </w:p>
         </w:tc>
         <w:tc>
@@ -9554,6 +9590,7 @@
   <w:style w:type="character" w:default="1" w:styleId="Kappaleenoletusfontti">
     <w:name w:val="Default Paragraph Font"/>
     <w:uiPriority w:val="1"/>
+    <w:semiHidden/>
     <w:unhideWhenUsed/>
   </w:style>
   <w:style w:type="table" w:default="1" w:styleId="Normaalitaulukko">

--- a/Documents/pisteytyslomake_liikkeelle_group9.docx
+++ b/Documents/pisteytyslomake_liikkeelle_group9.docx
@@ -6726,7 +6726,7 @@
               <w:rPr>
                 <w:rFonts w:eastAsia="MS Mincho"/>
               </w:rPr>
-              <w:t>☐</w:t>
+              <w:t>x</w:t>
             </w:r>
           </w:p>
         </w:tc>
@@ -6741,6 +6741,69 @@
                 <w:rFonts w:eastAsia="MS Mincho"/>
               </w:rPr>
             </w:pPr>
+            <w:r>
+              <w:rPr>
+                <w:rFonts w:eastAsia="MS Mincho"/>
+              </w:rPr>
+              <w:drawing>
+                <wp:inline distT="0" distB="0" distL="0" distR="0" wp14:anchorId="3E01D3C3" wp14:editId="6725C5D1">
+                  <wp:extent cx="1645920" cy="831850"/>
+                  <wp:effectExtent l="0" t="0" r="0" b="6350"/>
+                  <wp:docPr id="1398192419" name="Kuva 1"/>
+                  <wp:cNvGraphicFramePr>
+                    <a:graphicFrameLocks xmlns:a="http://schemas.openxmlformats.org/drawingml/2006/main" noChangeAspect="1"/>
+                  </wp:cNvGraphicFramePr>
+                  <a:graphic xmlns:a="http://schemas.openxmlformats.org/drawingml/2006/main">
+                    <a:graphicData uri="http://schemas.openxmlformats.org/drawingml/2006/picture">
+                      <pic:pic xmlns:pic="http://schemas.openxmlformats.org/drawingml/2006/picture">
+                        <pic:nvPicPr>
+                          <pic:cNvPr id="1398192419" name=""/>
+                          <pic:cNvPicPr/>
+                        </pic:nvPicPr>
+                        <pic:blipFill>
+                          <a:blip r:embed="rId10"/>
+                          <a:stretch>
+                            <a:fillRect/>
+                          </a:stretch>
+                        </pic:blipFill>
+                        <pic:spPr>
+                          <a:xfrm>
+                            <a:off x="0" y="0"/>
+                            <a:ext cx="1645920" cy="831850"/>
+                          </a:xfrm>
+                          <a:prstGeom prst="rect">
+                            <a:avLst/>
+                          </a:prstGeom>
+                        </pic:spPr>
+                      </pic:pic>
+                    </a:graphicData>
+                  </a:graphic>
+                </wp:inline>
+              </w:drawing>
+            </w:r>
+          </w:p>
+          <w:p>
+            <w:pPr>
+              <w:spacing w:after="0" w:line="240" w:lineRule="auto"/>
+              <w:rPr>
+                <w:rFonts w:eastAsia="MS Mincho"/>
+                <w:lang w:val="fi-FI"/>
+              </w:rPr>
+            </w:pPr>
+            <w:r>
+              <w:rPr>
+                <w:rFonts w:eastAsia="MS Mincho"/>
+                <w:lang w:val="fi-FI"/>
+              </w:rPr>
+              <w:t>Selkeä kansiorakenne komponenteille ja e</w:t>
+            </w:r>
+            <w:r>
+              <w:rPr>
+                <w:rFonts w:eastAsia="MS Mincho"/>
+                <w:lang w:val="fi-FI"/>
+              </w:rPr>
+              <w:t>rilaisille palveluille.</w:t>
+            </w:r>
           </w:p>
         </w:tc>
         <w:tc>
@@ -6752,6 +6815,7 @@
               <w:spacing w:after="0" w:line="240" w:lineRule="auto"/>
               <w:rPr>
                 <w:rFonts w:eastAsia="MS Mincho"/>
+                <w:lang w:val="fi-FI"/>
               </w:rPr>
             </w:pPr>
           </w:p>
@@ -6812,7 +6876,7 @@
               <w:rPr>
                 <w:rFonts w:eastAsia="MS Mincho"/>
               </w:rPr>
-              <w:t>☐</w:t>
+              <w:t>x</w:t>
             </w:r>
           </w:p>
         </w:tc>
@@ -6827,6 +6891,12 @@
                 <w:rFonts w:eastAsia="MS Mincho"/>
               </w:rPr>
             </w:pPr>
+            <w:r>
+              <w:rPr>
+                <w:rFonts w:eastAsia="MS Mincho"/>
+              </w:rPr>
+              <w:t>Hooks, Context</w:t>
+            </w:r>
           </w:p>
         </w:tc>
         <w:tc>
@@ -6914,7 +6984,7 @@
               <w:rPr>
                 <w:rFonts w:eastAsia="MS Mincho"/>
               </w:rPr>
-              <w:t>☐</w:t>
+              <w:t>x</w:t>
             </w:r>
           </w:p>
         </w:tc>
@@ -9590,7 +9660,6 @@
   <w:style w:type="character" w:default="1" w:styleId="Kappaleenoletusfontti">
     <w:name w:val="Default Paragraph Font"/>
     <w:uiPriority w:val="1"/>
-    <w:semiHidden/>
     <w:unhideWhenUsed/>
   </w:style>
   <w:style w:type="table" w:default="1" w:styleId="Normaalitaulukko">

--- a/Documents/pisteytyslomake_liikkeelle_group9.docx
+++ b/Documents/pisteytyslomake_liikkeelle_group9.docx
@@ -1411,7 +1411,7 @@
               <w:rPr>
                 <w:rFonts w:eastAsia="MS Mincho"/>
               </w:rPr>
-              <w:t>☐</w:t>
+              <w:t>x</w:t>
             </w:r>
           </w:p>
         </w:tc>
@@ -1426,6 +1426,29 @@
                 <w:rFonts w:eastAsia="MS Mincho"/>
               </w:rPr>
             </w:pPr>
+            <w:hyperlink r:id="rId8" w:history="1">
+              <w:r>
+                <w:rPr>
+                  <w:rStyle w:val="Hyperlinkki"/>
+                  <w:rFonts w:eastAsia="MS Mincho"/>
+                </w:rPr>
+                <w:t>https://youtu.be/Ewm</w:t>
+              </w:r>
+              <w:r>
+                <w:rPr>
+                  <w:rStyle w:val="Hyperlinkki"/>
+                  <w:rFonts w:eastAsia="MS Mincho"/>
+                </w:rPr>
+                <w:t>Q</w:t>
+              </w:r>
+              <w:r>
+                <w:rPr>
+                  <w:rStyle w:val="Hyperlinkki"/>
+                  <w:rFonts w:eastAsia="MS Mincho"/>
+                </w:rPr>
+                <w:t>wa5Fr_8</w:t>
+              </w:r>
+            </w:hyperlink>
           </w:p>
         </w:tc>
         <w:tc>
@@ -1565,7 +1588,7 @@
               <w:rPr>
                 <w:rFonts w:eastAsia="MS Mincho"/>
               </w:rPr>
-              <w:t>☐</w:t>
+              <w:t>x</w:t>
             </w:r>
           </w:p>
         </w:tc>
@@ -1580,7 +1603,7 @@
                 <w:rFonts w:eastAsia="MS Mincho"/>
               </w:rPr>
             </w:pPr>
-            <w:hyperlink r:id="rId8" w:history="1">
+            <w:hyperlink r:id="rId9" w:history="1">
               <w:r>
                 <w:rPr>
                   <w:rStyle w:val="Hyperlinkki"/>
@@ -1888,7 +1911,7 @@
                 <w:rFonts w:eastAsia="MS Mincho"/>
               </w:rPr>
             </w:pPr>
-            <w:hyperlink r:id="rId9" w:history="1">
+            <w:hyperlink r:id="rId10" w:history="1">
               <w:r>
                 <w:rPr>
                   <w:rStyle w:val="Hyperlinkki"/>
@@ -6283,44 +6306,8 @@
               <w:rPr>
                 <w:rFonts w:eastAsia="MS Mincho"/>
               </w:rPr>
-              <w:t>???</w:t>
-            </w:r>
-            <w:proofErr w:type="spellStart"/>
-            <w:r>
-              <w:rPr>
-                <w:rFonts w:eastAsia="MS Mincho"/>
-              </w:rPr>
-              <w:t>Tähän</w:t>
-            </w:r>
-            <w:proofErr w:type="spellEnd"/>
-            <w:r>
-              <w:rPr>
-                <w:rFonts w:eastAsia="MS Mincho"/>
-              </w:rPr>
-              <w:t xml:space="preserve"> </w:t>
-            </w:r>
-            <w:proofErr w:type="spellStart"/>
-            <w:r>
-              <w:rPr>
-                <w:rFonts w:eastAsia="MS Mincho"/>
-              </w:rPr>
-              <w:t>validointi</w:t>
-            </w:r>
-            <w:proofErr w:type="spellEnd"/>
-            <w:r>
-              <w:rPr>
-                <w:rFonts w:eastAsia="MS Mincho"/>
-              </w:rPr>
-              <w:t xml:space="preserve"> </w:t>
-            </w:r>
-            <w:proofErr w:type="spellStart"/>
-            <w:r>
-              <w:rPr>
-                <w:rFonts w:eastAsia="MS Mincho"/>
-              </w:rPr>
-              <w:t>aikaleima</w:t>
-            </w:r>
-            <w:proofErr w:type="spellEnd"/>
+              <w:t>https://youtu.be/EwmQwa5Fr_8?si=5QUz_SIrHdxPwEdP&amp;t=254</w:t>
+            </w:r>
           </w:p>
         </w:tc>
         <w:tc>
@@ -6746,10 +6733,10 @@
                 <w:rFonts w:eastAsia="MS Mincho"/>
               </w:rPr>
               <w:drawing>
-                <wp:inline distT="0" distB="0" distL="0" distR="0" wp14:anchorId="3E01D3C3" wp14:editId="6725C5D1">
-                  <wp:extent cx="1645920" cy="831850"/>
-                  <wp:effectExtent l="0" t="0" r="0" b="6350"/>
-                  <wp:docPr id="1398192419" name="Kuva 1"/>
+                <wp:inline distT="0" distB="0" distL="0" distR="0" wp14:anchorId="16612962" wp14:editId="287D4F6C">
+                  <wp:extent cx="1645920" cy="1160145"/>
+                  <wp:effectExtent l="0" t="0" r="0" b="1905"/>
+                  <wp:docPr id="2090619495" name="Kuva 1"/>
                   <wp:cNvGraphicFramePr>
                     <a:graphicFrameLocks xmlns:a="http://schemas.openxmlformats.org/drawingml/2006/main" noChangeAspect="1"/>
                   </wp:cNvGraphicFramePr>
@@ -6757,11 +6744,11 @@
                     <a:graphicData uri="http://schemas.openxmlformats.org/drawingml/2006/picture">
                       <pic:pic xmlns:pic="http://schemas.openxmlformats.org/drawingml/2006/picture">
                         <pic:nvPicPr>
-                          <pic:cNvPr id="1398192419" name=""/>
+                          <pic:cNvPr id="2090619495" name=""/>
                           <pic:cNvPicPr/>
                         </pic:nvPicPr>
                         <pic:blipFill>
-                          <a:blip r:embed="rId10"/>
+                          <a:blip r:embed="rId11"/>
                           <a:stretch>
                             <a:fillRect/>
                           </a:stretch>
@@ -6769,7 +6756,7 @@
                         <pic:spPr>
                           <a:xfrm>
                             <a:off x="0" y="0"/>
-                            <a:ext cx="1645920" cy="831850"/>
+                            <a:ext cx="1645920" cy="1160145"/>
                           </a:xfrm>
                           <a:prstGeom prst="rect">
                             <a:avLst/>
@@ -8128,6 +8115,7 @@
                 <w:rFonts w:eastAsia="MS Mincho"/>
                 <w:lang w:val="fi-FI"/>
               </w:rPr>
+              <w:lastRenderedPageBreak/>
               <w:t>Muu opettajan hyväksymä bonus (kirjaa mikä)</w:t>
             </w:r>
           </w:p>
@@ -9660,6 +9648,7 @@
   <w:style w:type="character" w:default="1" w:styleId="Kappaleenoletusfontti">
     <w:name w:val="Default Paragraph Font"/>
     <w:uiPriority w:val="1"/>
+    <w:semiHidden/>
     <w:unhideWhenUsed/>
   </w:style>
   <w:style w:type="table" w:default="1" w:styleId="Normaalitaulukko">

--- a/Documents/pisteytyslomake_liikkeelle_group9.docx
+++ b/Documents/pisteytyslomake_liikkeelle_group9.docx
@@ -63,121 +63,6 @@
           <w:lang w:val="fi-FI"/>
         </w:rPr>
         <w:t>-kansioon. Täytä huolellisesti: se nopeuttaa arviointia ja vähentää väärinkäsityksiä.</w:t>
-      </w:r>
-    </w:p>
-    <w:p>
-      <w:pPr>
-        <w:rPr>
-          <w:lang w:val="fi-FI"/>
-        </w:rPr>
-      </w:pPr>
-    </w:p>
-    <w:p>
-      <w:pPr>
-        <w:rPr>
-          <w:lang w:val="fi-FI"/>
-        </w:rPr>
-      </w:pPr>
-      <w:r>
-        <w:rPr>
-          <w:lang w:val="fi-FI"/>
-        </w:rPr>
-        <w:t>Sprint 2 kysymyksiä opettajille:</w:t>
-      </w:r>
-    </w:p>
-    <w:p>
-      <w:pPr>
-        <w:rPr>
-          <w:lang w:val="fi-FI"/>
-        </w:rPr>
-      </w:pPr>
-      <w:r>
-        <w:rPr>
-          <w:lang w:val="fi-FI"/>
-        </w:rPr>
-        <w:t xml:space="preserve">- </w:t>
-      </w:r>
-      <w:proofErr w:type="spellStart"/>
-      <w:r>
-        <w:rPr>
-          <w:lang w:val="fi-FI"/>
-        </w:rPr>
-        <w:t>AsyncStorage</w:t>
-      </w:r>
-      <w:proofErr w:type="spellEnd"/>
-      <w:r>
-        <w:rPr>
-          <w:lang w:val="fi-FI"/>
-        </w:rPr>
-        <w:t xml:space="preserve"> riittääkö pelkkä </w:t>
-      </w:r>
-      <w:proofErr w:type="spellStart"/>
-      <w:r>
-        <w:rPr>
-          <w:lang w:val="fi-FI"/>
-        </w:rPr>
-        <w:t>auth</w:t>
-      </w:r>
-      <w:proofErr w:type="spellEnd"/>
-      <w:r>
-        <w:rPr>
-          <w:lang w:val="fi-FI"/>
-        </w:rPr>
-        <w:t>?</w:t>
-      </w:r>
-    </w:p>
-    <w:p>
-      <w:pPr>
-        <w:rPr>
-          <w:lang w:val="fi-FI"/>
-        </w:rPr>
-      </w:pPr>
-      <w:r>
-        <w:rPr>
-          <w:lang w:val="fi-FI"/>
-        </w:rPr>
-        <w:t xml:space="preserve">- Karttatoiminto, riittääkö nykyinen toteutus 4 pisteen. </w:t>
-      </w:r>
-      <w:proofErr w:type="spellStart"/>
-      <w:r>
-        <w:rPr>
-          <w:lang w:val="fi-FI"/>
-        </w:rPr>
-        <w:t>Reverse</w:t>
-      </w:r>
-      <w:proofErr w:type="spellEnd"/>
-      <w:r>
-        <w:rPr>
-          <w:lang w:val="fi-FI"/>
-        </w:rPr>
-        <w:t xml:space="preserve"> </w:t>
-      </w:r>
-      <w:proofErr w:type="spellStart"/>
-      <w:r>
-        <w:rPr>
-          <w:lang w:val="fi-FI"/>
-        </w:rPr>
-        <w:t>geocode</w:t>
-      </w:r>
-      <w:proofErr w:type="spellEnd"/>
-      <w:r>
-        <w:rPr>
-          <w:lang w:val="fi-FI"/>
-        </w:rPr>
-        <w:t>, sijaintitietojen haku kartalta pinnaamalla ja kartalle tapahtumien haku. Kysyy luvat.</w:t>
-      </w:r>
-    </w:p>
-    <w:p>
-      <w:pPr>
-        <w:rPr>
-          <w:lang w:val="fi-FI"/>
-        </w:rPr>
-      </w:pPr>
-      <w:r>
-        <w:rPr>
-          <w:lang w:val="fi-FI"/>
-        </w:rPr>
-        <w:t>- GPS käytössä tällä hetkellä oman sijainnin hakemiseen (riittääkö moneen pisteeseen)</w:t>
       </w:r>
     </w:p>
     <w:p>
@@ -998,7 +883,6 @@
                 <w:rFonts w:eastAsia="MS Mincho"/>
                 <w:b/>
               </w:rPr>
-              <w:lastRenderedPageBreak/>
               <w:t>Kohta</w:t>
             </w:r>
             <w:proofErr w:type="spellEnd"/>
@@ -1149,7 +1033,7 @@
               <w:rPr>
                 <w:rFonts w:eastAsia="MS Mincho"/>
               </w:rPr>
-              <w:t>X</w:t>
+              <w:t>x</w:t>
             </w:r>
           </w:p>
         </w:tc>
@@ -1226,7 +1110,7 @@
               <w:rPr>
                 <w:rFonts w:eastAsia="MS Mincho"/>
               </w:rPr>
-              <w:t>☐</w:t>
+              <w:t>x</w:t>
             </w:r>
           </w:p>
         </w:tc>
@@ -1328,7 +1212,7 @@
               <w:rPr>
                 <w:rFonts w:eastAsia="MS Mincho"/>
               </w:rPr>
-              <w:t>☐</w:t>
+              <w:t>x</w:t>
             </w:r>
           </w:p>
         </w:tc>
@@ -1349,7 +1233,15 @@
                   <w:rStyle w:val="Hyperlinkki"/>
                   <w:rFonts w:eastAsia="MS Mincho"/>
                 </w:rPr>
-                <w:t>https://github.com/Group-9-Mobile-Project/MobileApp/blob/main/Documents/pisteytyslomake_liikkeelle_group9.docx</w:t>
+                <w:t>https://github.com/Group-9-Mobile-</w:t>
+              </w:r>
+              <w:r>
+                <w:rPr>
+                  <w:rStyle w:val="Hyperlinkki"/>
+                  <w:rFonts w:eastAsia="MS Mincho"/>
+                </w:rPr>
+                <w:lastRenderedPageBreak/>
+                <w:t>Project/MobileApp/blob/main/Documents/pisteytyslomake_liikkeelle_group9.docx</w:t>
               </w:r>
             </w:hyperlink>
           </w:p>
@@ -1514,7 +1406,7 @@
               <w:rPr>
                 <w:rFonts w:eastAsia="MS Mincho"/>
               </w:rPr>
-              <w:t>☐</w:t>
+              <w:t>x</w:t>
             </w:r>
           </w:p>
         </w:tc>
@@ -1529,6 +1421,29 @@
                 <w:rFonts w:eastAsia="MS Mincho"/>
               </w:rPr>
             </w:pPr>
+            <w:hyperlink r:id="rId9" w:tgtFrame="_blank" w:tooltip="https://youtu.be/Y79vMsVevs4" w:history="1">
+              <w:r>
+                <w:rPr>
+                  <w:rStyle w:val="Hyperlinkki"/>
+                  <w:rFonts w:eastAsia="MS Mincho"/>
+                </w:rPr>
+                <w:t>https://youtu.</w:t>
+              </w:r>
+              <w:r>
+                <w:rPr>
+                  <w:rStyle w:val="Hyperlinkki"/>
+                  <w:rFonts w:eastAsia="MS Mincho"/>
+                </w:rPr>
+                <w:t>b</w:t>
+              </w:r>
+              <w:r>
+                <w:rPr>
+                  <w:rStyle w:val="Hyperlinkki"/>
+                  <w:rFonts w:eastAsia="MS Mincho"/>
+                </w:rPr>
+                <w:t>e/Y79vMsVevs4</w:t>
+              </w:r>
+            </w:hyperlink>
           </w:p>
         </w:tc>
         <w:tc>
@@ -1603,7 +1518,7 @@
                 <w:rFonts w:eastAsia="MS Mincho"/>
               </w:rPr>
             </w:pPr>
-            <w:hyperlink r:id="rId9" w:history="1">
+            <w:hyperlink r:id="rId10" w:history="1">
               <w:r>
                 <w:rPr>
                   <w:rStyle w:val="Hyperlinkki"/>
@@ -1911,7 +1826,7 @@
                 <w:rFonts w:eastAsia="MS Mincho"/>
               </w:rPr>
             </w:pPr>
-            <w:hyperlink r:id="rId10" w:history="1">
+            <w:hyperlink r:id="rId11" w:history="1">
               <w:r>
                 <w:rPr>
                   <w:rStyle w:val="Hyperlinkki"/>
@@ -2505,19 +2420,19 @@
         <w:tblLook w:val="04A0" w:firstRow="1" w:lastRow="0" w:firstColumn="1" w:lastColumn="0" w:noHBand="0" w:noVBand="1"/>
       </w:tblPr>
       <w:tblGrid>
-        <w:gridCol w:w="3440"/>
-        <w:gridCol w:w="781"/>
-        <w:gridCol w:w="680"/>
-        <w:gridCol w:w="833"/>
-        <w:gridCol w:w="1466"/>
+        <w:gridCol w:w="2689"/>
+        <w:gridCol w:w="850"/>
+        <w:gridCol w:w="851"/>
+        <w:gridCol w:w="992"/>
+        <w:gridCol w:w="1818"/>
         <w:gridCol w:w="748"/>
-        <w:gridCol w:w="1129"/>
-        <w:gridCol w:w="885"/>
+        <w:gridCol w:w="978"/>
+        <w:gridCol w:w="1036"/>
       </w:tblGrid>
       <w:tr>
         <w:tc>
           <w:tcPr>
-            <w:tcW w:w="3440" w:type="dxa"/>
+            <w:tcW w:w="2689" w:type="dxa"/>
             <w:shd w:val="clear" w:color="auto" w:fill="EEF2FF"/>
           </w:tcPr>
           <w:p>
@@ -2540,7 +2455,7 @@
         </w:tc>
         <w:tc>
           <w:tcPr>
-            <w:tcW w:w="781" w:type="dxa"/>
+            <w:tcW w:w="850" w:type="dxa"/>
             <w:shd w:val="clear" w:color="auto" w:fill="EEF2FF"/>
           </w:tcPr>
           <w:p>
@@ -2563,7 +2478,7 @@
         </w:tc>
         <w:tc>
           <w:tcPr>
-            <w:tcW w:w="680" w:type="dxa"/>
+            <w:tcW w:w="851" w:type="dxa"/>
             <w:shd w:val="clear" w:color="auto" w:fill="EEF2FF"/>
           </w:tcPr>
           <w:p>
@@ -2586,7 +2501,7 @@
         </w:tc>
         <w:tc>
           <w:tcPr>
-            <w:tcW w:w="833" w:type="dxa"/>
+            <w:tcW w:w="992" w:type="dxa"/>
             <w:shd w:val="clear" w:color="auto" w:fill="EEF2FF"/>
           </w:tcPr>
           <w:p>
@@ -2609,7 +2524,7 @@
         </w:tc>
         <w:tc>
           <w:tcPr>
-            <w:tcW w:w="1466" w:type="dxa"/>
+            <w:tcW w:w="1818" w:type="dxa"/>
             <w:shd w:val="clear" w:color="auto" w:fill="EEF2FF"/>
           </w:tcPr>
           <w:p>
@@ -2710,7 +2625,7 @@
         </w:tc>
         <w:tc>
           <w:tcPr>
-            <w:tcW w:w="1129" w:type="dxa"/>
+            <w:tcW w:w="978" w:type="dxa"/>
             <w:shd w:val="clear" w:color="auto" w:fill="EEF2FF"/>
           </w:tcPr>
           <w:p>
@@ -2747,7 +2662,7 @@
         </w:tc>
         <w:tc>
           <w:tcPr>
-            <w:tcW w:w="885" w:type="dxa"/>
+            <w:tcW w:w="1036" w:type="dxa"/>
             <w:shd w:val="clear" w:color="auto" w:fill="EEF2FF"/>
           </w:tcPr>
           <w:p>
@@ -2763,16 +2678,7 @@
                 <w:b/>
                 <w:lang w:val="fi-FI"/>
               </w:rPr>
-              <w:t xml:space="preserve">Mitä opittiin / mikä jäi kesken (jos </w:t>
-            </w:r>
-            <w:r>
-              <w:rPr>
-                <w:rFonts w:eastAsia="MS Mincho"/>
-                <w:b/>
-                <w:lang w:val="fi-FI"/>
-              </w:rPr>
-              <w:lastRenderedPageBreak/>
-              <w:t>yritetty)</w:t>
+              <w:t>Mitä opittiin / mikä jäi kesken (jos yritetty)</w:t>
             </w:r>
           </w:p>
         </w:tc>
@@ -2780,7 +2686,7 @@
       <w:tr>
         <w:tc>
           <w:tcPr>
-            <w:tcW w:w="3440" w:type="dxa"/>
+            <w:tcW w:w="2689" w:type="dxa"/>
           </w:tcPr>
           <w:p>
             <w:pPr>
@@ -2794,84 +2700,232 @@
                 <w:rFonts w:eastAsia="MS Mincho"/>
                 <w:lang w:val="fi-FI"/>
               </w:rPr>
+              <w:t>HTTP / avoin API + listaus + detalji + haku/suodatus + lataus/virhetilat</w:t>
+            </w:r>
+          </w:p>
+        </w:tc>
+        <w:tc>
+          <w:tcPr>
+            <w:tcW w:w="850" w:type="dxa"/>
+          </w:tcPr>
+          <w:p>
+            <w:pPr>
+              <w:spacing w:after="0" w:line="240" w:lineRule="auto"/>
+              <w:rPr>
+                <w:rFonts w:eastAsia="MS Mincho"/>
+              </w:rPr>
+            </w:pPr>
+            <w:r>
+              <w:rPr>
+                <w:rFonts w:eastAsia="MS Mincho"/>
+              </w:rPr>
+              <w:t>4</w:t>
+            </w:r>
+          </w:p>
+        </w:tc>
+        <w:tc>
+          <w:tcPr>
+            <w:tcW w:w="851" w:type="dxa"/>
+          </w:tcPr>
+          <w:p>
+            <w:pPr>
+              <w:spacing w:after="0" w:line="240" w:lineRule="auto"/>
+              <w:rPr>
+                <w:rFonts w:eastAsia="MS Mincho"/>
+              </w:rPr>
+            </w:pPr>
+            <w:r>
+              <w:rPr>
+                <w:rFonts w:eastAsia="MS Mincho"/>
+              </w:rPr>
+              <w:t>x</w:t>
+            </w:r>
+          </w:p>
+        </w:tc>
+        <w:tc>
+          <w:tcPr>
+            <w:tcW w:w="992" w:type="dxa"/>
+          </w:tcPr>
+          <w:p>
+            <w:pPr>
+              <w:spacing w:after="0" w:line="240" w:lineRule="auto"/>
+              <w:rPr>
+                <w:rFonts w:eastAsia="MS Mincho"/>
+              </w:rPr>
+            </w:pPr>
+            <w:r>
+              <w:rPr>
+                <w:rFonts w:eastAsia="MS Mincho"/>
+              </w:rPr>
+              <w:t>☐</w:t>
+            </w:r>
+          </w:p>
+        </w:tc>
+        <w:tc>
+          <w:tcPr>
+            <w:tcW w:w="1818" w:type="dxa"/>
+          </w:tcPr>
+          <w:p>
+            <w:pPr>
+              <w:spacing w:after="0" w:line="240" w:lineRule="auto"/>
+              <w:rPr>
+                <w:rFonts w:eastAsia="MS Mincho"/>
+              </w:rPr>
+            </w:pPr>
+            <w:proofErr w:type="spellStart"/>
+            <w:r>
+              <w:rPr>
+                <w:rFonts w:eastAsia="MS Mincho"/>
+              </w:rPr>
+              <w:t>MobileApp</w:t>
+            </w:r>
+            <w:proofErr w:type="spellEnd"/>
+            <w:r>
+              <w:rPr>
+                <w:rFonts w:eastAsia="MS Mincho"/>
+              </w:rPr>
+              <w:t>\services\</w:t>
+            </w:r>
+            <w:proofErr w:type="spellStart"/>
+            <w:r>
+              <w:rPr>
+                <w:rFonts w:eastAsia="MS Mincho"/>
+              </w:rPr>
+              <w:t>eventService.tsx</w:t>
+            </w:r>
+            <w:proofErr w:type="spellEnd"/>
+          </w:p>
+          <w:p>
+            <w:pPr>
+              <w:spacing w:after="0" w:line="240" w:lineRule="auto"/>
+              <w:rPr>
+                <w:rFonts w:eastAsia="MS Mincho"/>
+              </w:rPr>
+            </w:pPr>
+          </w:p>
+          <w:p>
+            <w:pPr>
+              <w:spacing w:after="0" w:line="240" w:lineRule="auto"/>
+              <w:rPr>
+                <w:rFonts w:eastAsia="MS Mincho"/>
+              </w:rPr>
+            </w:pPr>
+            <w:proofErr w:type="spellStart"/>
+            <w:r>
+              <w:rPr>
+                <w:rFonts w:eastAsia="MS Mincho"/>
+              </w:rPr>
+              <w:t>Tapahtuman</w:t>
+            </w:r>
+            <w:proofErr w:type="spellEnd"/>
+            <w:r>
+              <w:rPr>
+                <w:rFonts w:eastAsia="MS Mincho"/>
+              </w:rPr>
+              <w:t xml:space="preserve"> </w:t>
+            </w:r>
+            <w:proofErr w:type="spellStart"/>
+            <w:r>
+              <w:rPr>
+                <w:rFonts w:eastAsia="MS Mincho"/>
+              </w:rPr>
+              <w:t>luonti</w:t>
+            </w:r>
+            <w:proofErr w:type="spellEnd"/>
+            <w:r>
+              <w:rPr>
+                <w:rFonts w:eastAsia="MS Mincho"/>
+              </w:rPr>
+              <w:t>:</w:t>
+            </w:r>
+          </w:p>
+          <w:p>
+            <w:pPr>
+              <w:spacing w:after="0" w:line="240" w:lineRule="auto"/>
+              <w:rPr>
+                <w:rFonts w:eastAsia="MS Mincho"/>
+              </w:rPr>
+            </w:pPr>
+            <w:proofErr w:type="spellStart"/>
+            <w:r>
+              <w:rPr>
+                <w:rFonts w:eastAsia="MS Mincho"/>
+              </w:rPr>
+              <w:t>MobileApp</w:t>
+            </w:r>
+            <w:proofErr w:type="spellEnd"/>
+            <w:r>
+              <w:rPr>
+                <w:rFonts w:eastAsia="MS Mincho"/>
+              </w:rPr>
+              <w:t>\screens\</w:t>
+            </w:r>
+            <w:proofErr w:type="spellStart"/>
+            <w:r>
+              <w:rPr>
+                <w:rFonts w:eastAsia="MS Mincho"/>
+              </w:rPr>
+              <w:t>CreateEventScreen.tsx</w:t>
+            </w:r>
+            <w:proofErr w:type="spellEnd"/>
+          </w:p>
+          <w:p>
+            <w:pPr>
+              <w:spacing w:after="0" w:line="240" w:lineRule="auto"/>
+              <w:rPr>
+                <w:rFonts w:eastAsia="MS Mincho"/>
+              </w:rPr>
+            </w:pPr>
+          </w:p>
+          <w:p>
+            <w:pPr>
+              <w:spacing w:after="0" w:line="240" w:lineRule="auto"/>
+              <w:rPr>
+                <w:rFonts w:eastAsia="MS Mincho"/>
+              </w:rPr>
+            </w:pPr>
+            <w:proofErr w:type="spellStart"/>
+            <w:r>
+              <w:rPr>
+                <w:rFonts w:eastAsia="MS Mincho"/>
+              </w:rPr>
               <w:lastRenderedPageBreak/>
-              <w:t>HTTP / avoin API + listaus + detalji + haku/suodatus + lataus/virhetilat</w:t>
-            </w:r>
-          </w:p>
-        </w:tc>
-        <w:tc>
-          <w:tcPr>
-            <w:tcW w:w="781" w:type="dxa"/>
-          </w:tcPr>
-          <w:p>
-            <w:pPr>
-              <w:spacing w:after="0" w:line="240" w:lineRule="auto"/>
-              <w:rPr>
-                <w:rFonts w:eastAsia="MS Mincho"/>
-              </w:rPr>
-            </w:pPr>
-            <w:r>
-              <w:rPr>
-                <w:rFonts w:eastAsia="MS Mincho"/>
-              </w:rPr>
-              <w:t>4</w:t>
-            </w:r>
-          </w:p>
-        </w:tc>
-        <w:tc>
-          <w:tcPr>
-            <w:tcW w:w="680" w:type="dxa"/>
-          </w:tcPr>
-          <w:p>
-            <w:pPr>
-              <w:spacing w:after="0" w:line="240" w:lineRule="auto"/>
-              <w:rPr>
-                <w:rFonts w:eastAsia="MS Mincho"/>
-              </w:rPr>
-            </w:pPr>
-            <w:r>
-              <w:rPr>
-                <w:rFonts w:eastAsia="MS Mincho"/>
-              </w:rPr>
-              <w:t>x</w:t>
-            </w:r>
-          </w:p>
-        </w:tc>
-        <w:tc>
-          <w:tcPr>
-            <w:tcW w:w="833" w:type="dxa"/>
-          </w:tcPr>
-          <w:p>
-            <w:pPr>
-              <w:spacing w:after="0" w:line="240" w:lineRule="auto"/>
-              <w:rPr>
-                <w:rFonts w:eastAsia="MS Mincho"/>
-              </w:rPr>
-            </w:pPr>
-            <w:r>
-              <w:rPr>
-                <w:rFonts w:eastAsia="MS Mincho"/>
-              </w:rPr>
-              <w:t>☐</w:t>
-            </w:r>
-          </w:p>
-        </w:tc>
-        <w:tc>
-          <w:tcPr>
-            <w:tcW w:w="1466" w:type="dxa"/>
-          </w:tcPr>
-          <w:p>
-            <w:pPr>
-              <w:spacing w:after="0" w:line="240" w:lineRule="auto"/>
-              <w:rPr>
-                <w:rFonts w:eastAsia="MS Mincho"/>
-              </w:rPr>
-            </w:pPr>
+              <w:t>Karttanäkymän</w:t>
+            </w:r>
+            <w:proofErr w:type="spellEnd"/>
+            <w:r>
+              <w:rPr>
+                <w:rFonts w:eastAsia="MS Mincho"/>
+              </w:rPr>
+              <w:t xml:space="preserve"> </w:t>
+            </w:r>
             <w:proofErr w:type="spellStart"/>
             <w:r>
               <w:rPr>
                 <w:rFonts w:eastAsia="MS Mincho"/>
               </w:rPr>
+              <w:t>suodatus</w:t>
+            </w:r>
+            <w:proofErr w:type="spellEnd"/>
+            <w:r>
+              <w:rPr>
+                <w:rFonts w:eastAsia="MS Mincho"/>
+              </w:rPr>
+              <w:t>:</w:t>
+            </w:r>
+          </w:p>
+          <w:p>
+            <w:pPr>
+              <w:spacing w:after="0" w:line="240" w:lineRule="auto"/>
+              <w:rPr>
+                <w:rFonts w:eastAsia="MS Mincho"/>
+              </w:rPr>
+            </w:pPr>
+            <w:proofErr w:type="spellStart"/>
+            <w:r>
+              <w:rPr>
+                <w:rFonts w:eastAsia="MS Mincho"/>
+              </w:rPr>
               <w:t>MobileApp</w:t>
             </w:r>
             <w:proofErr w:type="spellEnd"/>
@@ -2879,14 +2933,14 @@
               <w:rPr>
                 <w:rFonts w:eastAsia="MS Mincho"/>
               </w:rPr>
-              <w:t>\services\</w:t>
+              <w:t>\components\Home\</w:t>
             </w:r>
             <w:proofErr w:type="spellStart"/>
             <w:r>
               <w:rPr>
                 <w:rFonts w:eastAsia="MS Mincho"/>
               </w:rPr>
-              <w:t>eventService.tsx</w:t>
+              <w:t>AllEventsMapView.tsx</w:t>
             </w:r>
             <w:proofErr w:type="spellEnd"/>
           </w:p>
@@ -2910,7 +2964,7 @@
               <w:rPr>
                 <w:rFonts w:eastAsia="MS Mincho"/>
               </w:rPr>
-              <w:t>Tapahtuman</w:t>
+              <w:t>Lataustiloja</w:t>
             </w:r>
             <w:proofErr w:type="spellEnd"/>
             <w:r>
@@ -2924,185 +2978,37 @@
               <w:rPr>
                 <w:rFonts w:eastAsia="MS Mincho"/>
               </w:rPr>
-              <w:t>luonti</w:t>
+              <w:t>lähes</w:t>
             </w:r>
             <w:proofErr w:type="spellEnd"/>
             <w:r>
               <w:rPr>
                 <w:rFonts w:eastAsia="MS Mincho"/>
               </w:rPr>
-              <w:t>:</w:t>
-            </w:r>
-          </w:p>
-          <w:p>
-            <w:pPr>
-              <w:spacing w:after="0" w:line="240" w:lineRule="auto"/>
-              <w:rPr>
-                <w:rFonts w:eastAsia="MS Mincho"/>
-              </w:rPr>
-            </w:pPr>
+              <w:t xml:space="preserve"> </w:t>
+            </w:r>
             <w:proofErr w:type="spellStart"/>
             <w:r>
               <w:rPr>
                 <w:rFonts w:eastAsia="MS Mincho"/>
               </w:rPr>
-              <w:t>MobileApp</w:t>
+              <w:t>joka</w:t>
             </w:r>
             <w:proofErr w:type="spellEnd"/>
             <w:r>
               <w:rPr>
                 <w:rFonts w:eastAsia="MS Mincho"/>
               </w:rPr>
-              <w:t>\screens\</w:t>
+              <w:t xml:space="preserve"> </w:t>
             </w:r>
             <w:proofErr w:type="spellStart"/>
             <w:r>
               <w:rPr>
                 <w:rFonts w:eastAsia="MS Mincho"/>
               </w:rPr>
-              <w:t>CreateEventScreen.tsx</w:t>
+              <w:t>sivulla</w:t>
             </w:r>
             <w:proofErr w:type="spellEnd"/>
-          </w:p>
-          <w:p>
-            <w:pPr>
-              <w:spacing w:after="0" w:line="240" w:lineRule="auto"/>
-              <w:rPr>
-                <w:rFonts w:eastAsia="MS Mincho"/>
-              </w:rPr>
-            </w:pPr>
-          </w:p>
-          <w:p>
-            <w:pPr>
-              <w:spacing w:after="0" w:line="240" w:lineRule="auto"/>
-              <w:rPr>
-                <w:rFonts w:eastAsia="MS Mincho"/>
-              </w:rPr>
-            </w:pPr>
-            <w:proofErr w:type="spellStart"/>
-            <w:r>
-              <w:rPr>
-                <w:rFonts w:eastAsia="MS Mincho"/>
-              </w:rPr>
-              <w:t>Karttanäkymän</w:t>
-            </w:r>
-            <w:proofErr w:type="spellEnd"/>
-            <w:r>
-              <w:rPr>
-                <w:rFonts w:eastAsia="MS Mincho"/>
-              </w:rPr>
-              <w:t xml:space="preserve"> </w:t>
-            </w:r>
-            <w:proofErr w:type="spellStart"/>
-            <w:r>
-              <w:rPr>
-                <w:rFonts w:eastAsia="MS Mincho"/>
-              </w:rPr>
-              <w:t>suodatus</w:t>
-            </w:r>
-            <w:proofErr w:type="spellEnd"/>
-            <w:r>
-              <w:rPr>
-                <w:rFonts w:eastAsia="MS Mincho"/>
-              </w:rPr>
-              <w:t>:</w:t>
-            </w:r>
-          </w:p>
-          <w:p>
-            <w:pPr>
-              <w:spacing w:after="0" w:line="240" w:lineRule="auto"/>
-              <w:rPr>
-                <w:rFonts w:eastAsia="MS Mincho"/>
-              </w:rPr>
-            </w:pPr>
-            <w:proofErr w:type="spellStart"/>
-            <w:r>
-              <w:rPr>
-                <w:rFonts w:eastAsia="MS Mincho"/>
-              </w:rPr>
-              <w:t>MobileApp</w:t>
-            </w:r>
-            <w:proofErr w:type="spellEnd"/>
-            <w:r>
-              <w:rPr>
-                <w:rFonts w:eastAsia="MS Mincho"/>
-              </w:rPr>
-              <w:t>\components\Home\</w:t>
-            </w:r>
-            <w:proofErr w:type="spellStart"/>
-            <w:r>
-              <w:rPr>
-                <w:rFonts w:eastAsia="MS Mincho"/>
-              </w:rPr>
-              <w:t>AllEventsMapView.tsx</w:t>
-            </w:r>
-            <w:proofErr w:type="spellEnd"/>
-          </w:p>
-          <w:p>
-            <w:pPr>
-              <w:spacing w:after="0" w:line="240" w:lineRule="auto"/>
-              <w:rPr>
-                <w:rFonts w:eastAsia="MS Mincho"/>
-              </w:rPr>
-            </w:pPr>
-          </w:p>
-          <w:p>
-            <w:pPr>
-              <w:spacing w:after="0" w:line="240" w:lineRule="auto"/>
-              <w:rPr>
-                <w:rFonts w:eastAsia="MS Mincho"/>
-              </w:rPr>
-            </w:pPr>
-            <w:proofErr w:type="spellStart"/>
-            <w:r>
-              <w:rPr>
-                <w:rFonts w:eastAsia="MS Mincho"/>
-              </w:rPr>
-              <w:t>Lataustiloja</w:t>
-            </w:r>
-            <w:proofErr w:type="spellEnd"/>
-            <w:r>
-              <w:rPr>
-                <w:rFonts w:eastAsia="MS Mincho"/>
-              </w:rPr>
-              <w:t xml:space="preserve"> </w:t>
-            </w:r>
-            <w:proofErr w:type="spellStart"/>
-            <w:r>
-              <w:rPr>
-                <w:rFonts w:eastAsia="MS Mincho"/>
-              </w:rPr>
-              <w:t>lähes</w:t>
-            </w:r>
-            <w:proofErr w:type="spellEnd"/>
-            <w:r>
-              <w:rPr>
-                <w:rFonts w:eastAsia="MS Mincho"/>
-              </w:rPr>
-              <w:t xml:space="preserve"> </w:t>
-            </w:r>
-            <w:proofErr w:type="spellStart"/>
-            <w:r>
-              <w:rPr>
-                <w:rFonts w:eastAsia="MS Mincho"/>
-              </w:rPr>
-              <w:t>joka</w:t>
-            </w:r>
-            <w:proofErr w:type="spellEnd"/>
-            <w:r>
-              <w:rPr>
-                <w:rFonts w:eastAsia="MS Mincho"/>
-              </w:rPr>
-              <w:t xml:space="preserve"> </w:t>
-            </w:r>
-            <w:proofErr w:type="spellStart"/>
-            <w:r>
-              <w:rPr>
-                <w:rFonts w:eastAsia="MS Mincho"/>
-              </w:rPr>
-              <w:t>sivulla</w:t>
-            </w:r>
-            <w:proofErr w:type="spellEnd"/>
             <w:r>
               <w:rPr>
                 <w:rFonts w:eastAsia="MS Mincho"/>
@@ -3126,20 +3032,7 @@
         </w:tc>
         <w:tc>
           <w:tcPr>
-            <w:tcW w:w="1129" w:type="dxa"/>
-          </w:tcPr>
-          <w:p>
-            <w:pPr>
-              <w:spacing w:after="0" w:line="240" w:lineRule="auto"/>
-              <w:rPr>
-                <w:rFonts w:eastAsia="MS Mincho"/>
-              </w:rPr>
-            </w:pPr>
-          </w:p>
-        </w:tc>
-        <w:tc>
-          <w:tcPr>
-            <w:tcW w:w="885" w:type="dxa"/>
+            <w:tcW w:w="978" w:type="dxa"/>
           </w:tcPr>
           <w:p>
             <w:pPr>
@@ -3154,6 +3047,47 @@
                 <w:rFonts w:eastAsia="MS Mincho"/>
                 <w:lang w:val="fi-FI"/>
               </w:rPr>
+              <w:t xml:space="preserve">Karttanäkymän suodatus: </w:t>
+            </w:r>
+            <w:hyperlink r:id="rId12" w:history="1">
+              <w:r>
+                <w:rPr>
+                  <w:rStyle w:val="Hyperlinkki"/>
+                  <w:rFonts w:eastAsia="MS Mincho"/>
+                  <w:lang w:val="fi-FI"/>
+                </w:rPr>
+                <w:t>https://youtu.be/EwmQwa5Fr_8?si=VV9ydC</w:t>
+              </w:r>
+              <w:r>
+                <w:rPr>
+                  <w:rStyle w:val="Hyperlinkki"/>
+                  <w:rFonts w:eastAsia="MS Mincho"/>
+                  <w:lang w:val="fi-FI"/>
+                </w:rPr>
+                <w:lastRenderedPageBreak/>
+                <w:t>WDMLEebfeO&amp;t=226</w:t>
+              </w:r>
+            </w:hyperlink>
+          </w:p>
+        </w:tc>
+        <w:tc>
+          <w:tcPr>
+            <w:tcW w:w="1036" w:type="dxa"/>
+          </w:tcPr>
+          <w:p>
+            <w:pPr>
+              <w:spacing w:after="0" w:line="240" w:lineRule="auto"/>
+              <w:rPr>
+                <w:rFonts w:eastAsia="MS Mincho"/>
+                <w:lang w:val="fi-FI"/>
+              </w:rPr>
+            </w:pPr>
+            <w:r>
+              <w:rPr>
+                <w:rFonts w:eastAsia="MS Mincho"/>
+                <w:lang w:val="fi-FI"/>
+              </w:rPr>
+              <w:lastRenderedPageBreak/>
               <w:t xml:space="preserve">Opimme käyttämään </w:t>
             </w:r>
             <w:proofErr w:type="spellStart"/>
@@ -3210,7 +3144,7 @@
       <w:tr>
         <w:tc>
           <w:tcPr>
-            <w:tcW w:w="3440" w:type="dxa"/>
+            <w:tcW w:w="2689" w:type="dxa"/>
           </w:tcPr>
           <w:p>
             <w:pPr>
@@ -3293,7 +3227,7 @@
         </w:tc>
         <w:tc>
           <w:tcPr>
-            <w:tcW w:w="781" w:type="dxa"/>
+            <w:tcW w:w="850" w:type="dxa"/>
           </w:tcPr>
           <w:p>
             <w:pPr>
@@ -3312,7 +3246,7 @@
         </w:tc>
         <w:tc>
           <w:tcPr>
-            <w:tcW w:w="680" w:type="dxa"/>
+            <w:tcW w:w="851" w:type="dxa"/>
           </w:tcPr>
           <w:p>
             <w:pPr>
@@ -3331,7 +3265,7 @@
         </w:tc>
         <w:tc>
           <w:tcPr>
-            <w:tcW w:w="833" w:type="dxa"/>
+            <w:tcW w:w="992" w:type="dxa"/>
           </w:tcPr>
           <w:p>
             <w:pPr>
@@ -3350,7 +3284,7 @@
         </w:tc>
         <w:tc>
           <w:tcPr>
-            <w:tcW w:w="1466" w:type="dxa"/>
+            <w:tcW w:w="1818" w:type="dxa"/>
           </w:tcPr>
           <w:p>
             <w:pPr>
@@ -3540,20 +3474,38 @@
         </w:tc>
         <w:tc>
           <w:tcPr>
-            <w:tcW w:w="1129" w:type="dxa"/>
-          </w:tcPr>
-          <w:p>
-            <w:pPr>
-              <w:spacing w:after="0" w:line="240" w:lineRule="auto"/>
-              <w:rPr>
-                <w:rFonts w:eastAsia="MS Mincho"/>
-              </w:rPr>
-            </w:pPr>
-          </w:p>
-        </w:tc>
-        <w:tc>
-          <w:tcPr>
-            <w:tcW w:w="885" w:type="dxa"/>
+            <w:tcW w:w="978" w:type="dxa"/>
+          </w:tcPr>
+          <w:p>
+            <w:pPr>
+              <w:spacing w:after="0" w:line="240" w:lineRule="auto"/>
+              <w:rPr>
+                <w:rFonts w:eastAsia="MS Mincho"/>
+                <w:lang w:val="fi-FI"/>
+              </w:rPr>
+            </w:pPr>
+            <w:r>
+              <w:rPr>
+                <w:rFonts w:eastAsia="MS Mincho"/>
+                <w:lang w:val="fi-FI"/>
+              </w:rPr>
+              <w:t xml:space="preserve">Tapahtuman tallennus: </w:t>
+            </w:r>
+            <w:hyperlink r:id="rId13" w:history="1">
+              <w:r>
+                <w:rPr>
+                  <w:rStyle w:val="Hyperlinkki"/>
+                  <w:rFonts w:eastAsia="MS Mincho"/>
+                  <w:lang w:val="fi-FI"/>
+                </w:rPr>
+                <w:t>https://youtu.be/EwmQwa5Fr_8?si=I7x65n0tywCbZZP7&amp;t=306</w:t>
+              </w:r>
+            </w:hyperlink>
+          </w:p>
+        </w:tc>
+        <w:tc>
+          <w:tcPr>
+            <w:tcW w:w="1036" w:type="dxa"/>
           </w:tcPr>
           <w:p>
             <w:pPr>
@@ -3583,7 +3535,7 @@
       <w:tr>
         <w:tc>
           <w:tcPr>
-            <w:tcW w:w="3440" w:type="dxa"/>
+            <w:tcW w:w="2689" w:type="dxa"/>
           </w:tcPr>
           <w:p>
             <w:pPr>
@@ -3612,7 +3564,7 @@
         </w:tc>
         <w:tc>
           <w:tcPr>
-            <w:tcW w:w="781" w:type="dxa"/>
+            <w:tcW w:w="850" w:type="dxa"/>
           </w:tcPr>
           <w:p>
             <w:pPr>
@@ -3631,7 +3583,7 @@
         </w:tc>
         <w:tc>
           <w:tcPr>
-            <w:tcW w:w="680" w:type="dxa"/>
+            <w:tcW w:w="851" w:type="dxa"/>
           </w:tcPr>
           <w:p>
             <w:pPr>
@@ -3650,7 +3602,7 @@
         </w:tc>
         <w:tc>
           <w:tcPr>
-            <w:tcW w:w="833" w:type="dxa"/>
+            <w:tcW w:w="992" w:type="dxa"/>
           </w:tcPr>
           <w:p>
             <w:pPr>
@@ -3669,7 +3621,7 @@
         </w:tc>
         <w:tc>
           <w:tcPr>
-            <w:tcW w:w="1466" w:type="dxa"/>
+            <w:tcW w:w="1818" w:type="dxa"/>
           </w:tcPr>
           <w:p>
             <w:pPr>
@@ -3720,7 +3672,7 @@
         </w:tc>
         <w:tc>
           <w:tcPr>
-            <w:tcW w:w="1129" w:type="dxa"/>
+            <w:tcW w:w="978" w:type="dxa"/>
           </w:tcPr>
           <w:p>
             <w:pPr>
@@ -3734,7 +3686,7 @@
         </w:tc>
         <w:tc>
           <w:tcPr>
-            <w:tcW w:w="885" w:type="dxa"/>
+            <w:tcW w:w="1036" w:type="dxa"/>
           </w:tcPr>
           <w:p>
             <w:pPr>
@@ -3750,7 +3702,7 @@
       <w:tr>
         <w:tc>
           <w:tcPr>
-            <w:tcW w:w="3440" w:type="dxa"/>
+            <w:tcW w:w="2689" w:type="dxa"/>
           </w:tcPr>
           <w:p>
             <w:pPr>
@@ -3786,7 +3738,7 @@
         </w:tc>
         <w:tc>
           <w:tcPr>
-            <w:tcW w:w="781" w:type="dxa"/>
+            <w:tcW w:w="850" w:type="dxa"/>
           </w:tcPr>
           <w:p>
             <w:pPr>
@@ -3805,7 +3757,7 @@
         </w:tc>
         <w:tc>
           <w:tcPr>
-            <w:tcW w:w="680" w:type="dxa"/>
+            <w:tcW w:w="851" w:type="dxa"/>
           </w:tcPr>
           <w:p>
             <w:pPr>
@@ -3824,7 +3776,7 @@
         </w:tc>
         <w:tc>
           <w:tcPr>
-            <w:tcW w:w="833" w:type="dxa"/>
+            <w:tcW w:w="992" w:type="dxa"/>
           </w:tcPr>
           <w:p>
             <w:pPr>
@@ -3843,7 +3795,7 @@
         </w:tc>
         <w:tc>
           <w:tcPr>
-            <w:tcW w:w="1466" w:type="dxa"/>
+            <w:tcW w:w="1818" w:type="dxa"/>
           </w:tcPr>
           <w:p>
             <w:pPr>
@@ -3930,14 +3882,7 @@
               <w:rPr>
                 <w:rFonts w:eastAsia="MS Mincho"/>
               </w:rPr>
-              <w:t>\components\R</w:t>
-            </w:r>
-            <w:r>
-              <w:rPr>
-                <w:rFonts w:eastAsia="MS Mincho"/>
-              </w:rPr>
-              <w:lastRenderedPageBreak/>
-              <w:t>egister\</w:t>
+              <w:t>\components\Register\</w:t>
             </w:r>
             <w:proofErr w:type="spellStart"/>
             <w:r>
@@ -4124,7 +4069,6 @@
               <w:rPr>
                 <w:rFonts w:eastAsia="MS Mincho"/>
               </w:rPr>
-              <w:lastRenderedPageBreak/>
               <w:t>userInfo</w:t>
             </w:r>
             <w:proofErr w:type="spellEnd"/>
@@ -4138,20 +4082,29 @@
         </w:tc>
         <w:tc>
           <w:tcPr>
-            <w:tcW w:w="1129" w:type="dxa"/>
-          </w:tcPr>
-          <w:p>
-            <w:pPr>
-              <w:spacing w:after="0" w:line="240" w:lineRule="auto"/>
-              <w:rPr>
-                <w:rFonts w:eastAsia="MS Mincho"/>
-              </w:rPr>
-            </w:pPr>
-          </w:p>
-        </w:tc>
-        <w:tc>
-          <w:tcPr>
-            <w:tcW w:w="885" w:type="dxa"/>
+            <w:tcW w:w="978" w:type="dxa"/>
+          </w:tcPr>
+          <w:p>
+            <w:pPr>
+              <w:spacing w:after="0" w:line="240" w:lineRule="auto"/>
+              <w:rPr>
+                <w:rFonts w:eastAsia="MS Mincho"/>
+              </w:rPr>
+            </w:pPr>
+            <w:hyperlink r:id="rId14" w:history="1">
+              <w:r>
+                <w:rPr>
+                  <w:rStyle w:val="Hyperlinkki"/>
+                  <w:rFonts w:eastAsia="MS Mincho"/>
+                </w:rPr>
+                <w:t>https://youtu.be/EwmQwa5Fr_8?si=a2mUR8dNLybB7it4&amp;t=66</w:t>
+              </w:r>
+            </w:hyperlink>
+          </w:p>
+        </w:tc>
+        <w:tc>
+          <w:tcPr>
+            <w:tcW w:w="1036" w:type="dxa"/>
           </w:tcPr>
           <w:p>
             <w:pPr>
@@ -4190,7 +4143,7 @@
       <w:tr>
         <w:tc>
           <w:tcPr>
-            <w:tcW w:w="3440" w:type="dxa"/>
+            <w:tcW w:w="2689" w:type="dxa"/>
           </w:tcPr>
           <w:p>
             <w:pPr>
@@ -4204,6 +4157,7 @@
               <w:rPr>
                 <w:rFonts w:eastAsia="MS Mincho"/>
               </w:rPr>
+              <w:lastRenderedPageBreak/>
               <w:t>Notifikaatiot</w:t>
             </w:r>
             <w:proofErr w:type="spellEnd"/>
@@ -4217,7 +4171,7 @@
         </w:tc>
         <w:tc>
           <w:tcPr>
-            <w:tcW w:w="781" w:type="dxa"/>
+            <w:tcW w:w="850" w:type="dxa"/>
           </w:tcPr>
           <w:p>
             <w:pPr>
@@ -4236,7 +4190,7 @@
         </w:tc>
         <w:tc>
           <w:tcPr>
-            <w:tcW w:w="680" w:type="dxa"/>
+            <w:tcW w:w="851" w:type="dxa"/>
           </w:tcPr>
           <w:p>
             <w:pPr>
@@ -4255,7 +4209,7 @@
         </w:tc>
         <w:tc>
           <w:tcPr>
-            <w:tcW w:w="833" w:type="dxa"/>
+            <w:tcW w:w="992" w:type="dxa"/>
           </w:tcPr>
           <w:p>
             <w:pPr>
@@ -4274,7 +4228,7 @@
         </w:tc>
         <w:tc>
           <w:tcPr>
-            <w:tcW w:w="1466" w:type="dxa"/>
+            <w:tcW w:w="1818" w:type="dxa"/>
           </w:tcPr>
           <w:p>
             <w:pPr>
@@ -4374,20 +4328,29 @@
         </w:tc>
         <w:tc>
           <w:tcPr>
-            <w:tcW w:w="1129" w:type="dxa"/>
-          </w:tcPr>
-          <w:p>
-            <w:pPr>
-              <w:spacing w:after="0" w:line="240" w:lineRule="auto"/>
-              <w:rPr>
-                <w:rFonts w:eastAsia="MS Mincho"/>
-              </w:rPr>
-            </w:pPr>
-          </w:p>
-        </w:tc>
-        <w:tc>
-          <w:tcPr>
-            <w:tcW w:w="885" w:type="dxa"/>
+            <w:tcW w:w="978" w:type="dxa"/>
+          </w:tcPr>
+          <w:p>
+            <w:pPr>
+              <w:spacing w:after="0" w:line="240" w:lineRule="auto"/>
+              <w:rPr>
+                <w:rFonts w:eastAsia="MS Mincho"/>
+              </w:rPr>
+            </w:pPr>
+            <w:hyperlink r:id="rId15" w:history="1">
+              <w:r>
+                <w:rPr>
+                  <w:rStyle w:val="Hyperlinkki"/>
+                  <w:rFonts w:eastAsia="MS Mincho"/>
+                </w:rPr>
+                <w:t>https://youtu.be/EwmQwa5Fr_8?si=ion2B6JUmehYirNt&amp;t=170</w:t>
+              </w:r>
+            </w:hyperlink>
+          </w:p>
+        </w:tc>
+        <w:tc>
+          <w:tcPr>
+            <w:tcW w:w="1036" w:type="dxa"/>
           </w:tcPr>
           <w:p>
             <w:pPr>
@@ -4447,7 +4410,7 @@
       <w:tr>
         <w:tc>
           <w:tcPr>
-            <w:tcW w:w="3440" w:type="dxa"/>
+            <w:tcW w:w="2689" w:type="dxa"/>
           </w:tcPr>
           <w:p>
             <w:pPr>
@@ -4482,7 +4445,7 @@
         </w:tc>
         <w:tc>
           <w:tcPr>
-            <w:tcW w:w="781" w:type="dxa"/>
+            <w:tcW w:w="850" w:type="dxa"/>
           </w:tcPr>
           <w:p>
             <w:pPr>
@@ -4501,7 +4464,7 @@
         </w:tc>
         <w:tc>
           <w:tcPr>
-            <w:tcW w:w="680" w:type="dxa"/>
+            <w:tcW w:w="851" w:type="dxa"/>
           </w:tcPr>
           <w:p>
             <w:pPr>
@@ -4520,7 +4483,7 @@
         </w:tc>
         <w:tc>
           <w:tcPr>
-            <w:tcW w:w="833" w:type="dxa"/>
+            <w:tcW w:w="992" w:type="dxa"/>
           </w:tcPr>
           <w:p>
             <w:pPr>
@@ -4539,7 +4502,7 @@
         </w:tc>
         <w:tc>
           <w:tcPr>
-            <w:tcW w:w="1466" w:type="dxa"/>
+            <w:tcW w:w="1818" w:type="dxa"/>
           </w:tcPr>
           <w:p>
             <w:pPr>
@@ -4684,7 +4647,6 @@
               <w:rPr>
                 <w:rFonts w:eastAsia="MS Mincho"/>
               </w:rPr>
-              <w:lastRenderedPageBreak/>
               <w:t>MobileApp</w:t>
             </w:r>
             <w:proofErr w:type="spellEnd"/>
@@ -4807,20 +4769,7 @@
         </w:tc>
         <w:tc>
           <w:tcPr>
-            <w:tcW w:w="1129" w:type="dxa"/>
-          </w:tcPr>
-          <w:p>
-            <w:pPr>
-              <w:spacing w:after="0" w:line="240" w:lineRule="auto"/>
-              <w:rPr>
-                <w:rFonts w:eastAsia="MS Mincho"/>
-              </w:rPr>
-            </w:pPr>
-          </w:p>
-        </w:tc>
-        <w:tc>
-          <w:tcPr>
-            <w:tcW w:w="885" w:type="dxa"/>
+            <w:tcW w:w="978" w:type="dxa"/>
           </w:tcPr>
           <w:p>
             <w:pPr>
@@ -4835,6 +4784,107 @@
                 <w:rFonts w:eastAsia="MS Mincho"/>
                 <w:lang w:val="fi-FI"/>
               </w:rPr>
+              <w:t xml:space="preserve">Tapahtumat kartalla: </w:t>
+            </w:r>
+            <w:hyperlink r:id="rId16" w:history="1">
+              <w:r>
+                <w:rPr>
+                  <w:rStyle w:val="Hyperlinkki"/>
+                  <w:rFonts w:eastAsia="MS Mincho"/>
+                  <w:lang w:val="fi-FI"/>
+                </w:rPr>
+                <w:t>https://youtu.be/EwmQwa5Fr_8?si=qVrFErFRCPKO9Clr&amp;t=204</w:t>
+              </w:r>
+            </w:hyperlink>
+          </w:p>
+          <w:p>
+            <w:pPr>
+              <w:spacing w:after="0" w:line="240" w:lineRule="auto"/>
+              <w:rPr>
+                <w:rFonts w:eastAsia="MS Mincho"/>
+                <w:lang w:val="fi-FI"/>
+              </w:rPr>
+            </w:pPr>
+          </w:p>
+          <w:p>
+            <w:pPr>
+              <w:spacing w:after="0" w:line="240" w:lineRule="auto"/>
+              <w:rPr>
+                <w:rFonts w:eastAsia="MS Mincho"/>
+                <w:lang w:val="fi-FI"/>
+              </w:rPr>
+            </w:pPr>
+            <w:r>
+              <w:rPr>
+                <w:rFonts w:eastAsia="MS Mincho"/>
+                <w:lang w:val="fi-FI"/>
+              </w:rPr>
+              <w:t xml:space="preserve">Paikan valinta kartalta: </w:t>
+            </w:r>
+            <w:hyperlink r:id="rId17" w:history="1">
+              <w:r>
+                <w:rPr>
+                  <w:rStyle w:val="Hyperlinkki"/>
+                  <w:rFonts w:eastAsia="MS Mincho"/>
+                  <w:lang w:val="fi-FI"/>
+                </w:rPr>
+                <w:t>https://youtu.be/EwmQwa5Fr_8?si=Tn_dtKJfkkVFWKWv&amp;t=277</w:t>
+              </w:r>
+            </w:hyperlink>
+          </w:p>
+          <w:p>
+            <w:pPr>
+              <w:spacing w:after="0" w:line="240" w:lineRule="auto"/>
+              <w:rPr>
+                <w:rFonts w:eastAsia="MS Mincho"/>
+                <w:lang w:val="fi-FI"/>
+              </w:rPr>
+            </w:pPr>
+          </w:p>
+          <w:p>
+            <w:pPr>
+              <w:spacing w:after="0" w:line="240" w:lineRule="auto"/>
+              <w:rPr>
+                <w:rFonts w:eastAsia="MS Mincho"/>
+                <w:lang w:val="fi-FI"/>
+              </w:rPr>
+            </w:pPr>
+            <w:r>
+              <w:rPr>
+                <w:rFonts w:eastAsia="MS Mincho"/>
+                <w:lang w:val="fi-FI"/>
+              </w:rPr>
+              <w:t xml:space="preserve">Reitin piirto kartalle: </w:t>
+            </w:r>
+            <w:hyperlink r:id="rId18" w:history="1">
+              <w:r>
+                <w:rPr>
+                  <w:rStyle w:val="Hyperlinkki"/>
+                  <w:rFonts w:eastAsia="MS Mincho"/>
+                  <w:lang w:val="fi-FI"/>
+                </w:rPr>
+                <w:t>https://youtu.be/EwmQwa5Fr_8?si=axpAHwhkBSMfkTvx&amp;t=394</w:t>
+              </w:r>
+            </w:hyperlink>
+          </w:p>
+        </w:tc>
+        <w:tc>
+          <w:tcPr>
+            <w:tcW w:w="1036" w:type="dxa"/>
+          </w:tcPr>
+          <w:p>
+            <w:pPr>
+              <w:spacing w:after="0" w:line="240" w:lineRule="auto"/>
+              <w:rPr>
+                <w:rFonts w:eastAsia="MS Mincho"/>
+                <w:lang w:val="fi-FI"/>
+              </w:rPr>
+            </w:pPr>
+            <w:r>
+              <w:rPr>
+                <w:rFonts w:eastAsia="MS Mincho"/>
+                <w:lang w:val="fi-FI"/>
+              </w:rPr>
               <w:t>Huonot tyylit saattavat hukata koko kartan.</w:t>
             </w:r>
           </w:p>
@@ -4901,15 +4951,7 @@
                 <w:rFonts w:eastAsia="MS Mincho"/>
                 <w:lang w:val="fi-FI"/>
               </w:rPr>
-              <w:t xml:space="preserve"> </w:t>
-            </w:r>
-            <w:r>
-              <w:rPr>
-                <w:rFonts w:eastAsia="MS Mincho"/>
-                <w:lang w:val="fi-FI"/>
-              </w:rPr>
-              <w:lastRenderedPageBreak/>
-              <w:t>vaatisi maksukorttitietoja, jos sovellusta haluaisi julkaista.</w:t>
+              <w:t xml:space="preserve"> vaatisi maksukorttitietoja, jos sovellusta haluaisi julkaista.</w:t>
             </w:r>
           </w:p>
           <w:p>
@@ -4926,7 +4968,7 @@
       <w:tr>
         <w:tc>
           <w:tcPr>
-            <w:tcW w:w="3440" w:type="dxa"/>
+            <w:tcW w:w="2689" w:type="dxa"/>
           </w:tcPr>
           <w:p>
             <w:pPr>
@@ -4940,106 +4982,249 @@
               <w:rPr>
                 <w:rFonts w:eastAsia="MS Mincho"/>
               </w:rPr>
+              <w:t>Sensorit</w:t>
+            </w:r>
+            <w:proofErr w:type="spellEnd"/>
+            <w:r>
+              <w:rPr>
+                <w:rFonts w:eastAsia="MS Mincho"/>
+              </w:rPr>
+              <w:t xml:space="preserve"> / </w:t>
+            </w:r>
+            <w:proofErr w:type="spellStart"/>
+            <w:r>
+              <w:rPr>
+                <w:rFonts w:eastAsia="MS Mincho"/>
+              </w:rPr>
+              <w:t>laiteominaisuus</w:t>
+            </w:r>
+            <w:proofErr w:type="spellEnd"/>
+          </w:p>
+        </w:tc>
+        <w:tc>
+          <w:tcPr>
+            <w:tcW w:w="850" w:type="dxa"/>
+          </w:tcPr>
+          <w:p>
+            <w:pPr>
+              <w:spacing w:after="0" w:line="240" w:lineRule="auto"/>
+              <w:rPr>
+                <w:rFonts w:eastAsia="MS Mincho"/>
+              </w:rPr>
+            </w:pPr>
+            <w:r>
+              <w:rPr>
+                <w:rFonts w:eastAsia="MS Mincho"/>
+              </w:rPr>
+              <w:t>3–4</w:t>
+            </w:r>
+          </w:p>
+        </w:tc>
+        <w:tc>
+          <w:tcPr>
+            <w:tcW w:w="851" w:type="dxa"/>
+          </w:tcPr>
+          <w:p>
+            <w:pPr>
+              <w:spacing w:after="0" w:line="240" w:lineRule="auto"/>
+              <w:rPr>
+                <w:rFonts w:eastAsia="MS Mincho"/>
+              </w:rPr>
+            </w:pPr>
+            <w:r>
+              <w:rPr>
+                <w:rFonts w:eastAsia="MS Mincho"/>
+              </w:rPr>
+              <w:t>x</w:t>
+            </w:r>
+          </w:p>
+        </w:tc>
+        <w:tc>
+          <w:tcPr>
+            <w:tcW w:w="992" w:type="dxa"/>
+          </w:tcPr>
+          <w:p>
+            <w:pPr>
+              <w:spacing w:after="0" w:line="240" w:lineRule="auto"/>
+              <w:rPr>
+                <w:rFonts w:eastAsia="MS Mincho"/>
+              </w:rPr>
+            </w:pPr>
+            <w:r>
+              <w:rPr>
+                <w:rFonts w:eastAsia="MS Mincho"/>
+              </w:rPr>
+              <w:t>☐</w:t>
+            </w:r>
+          </w:p>
+        </w:tc>
+        <w:tc>
+          <w:tcPr>
+            <w:tcW w:w="1818" w:type="dxa"/>
+          </w:tcPr>
+          <w:p>
+            <w:pPr>
+              <w:spacing w:after="0" w:line="240" w:lineRule="auto"/>
+              <w:rPr>
+                <w:rFonts w:eastAsia="MS Mincho"/>
+              </w:rPr>
+            </w:pPr>
+            <w:proofErr w:type="spellStart"/>
+            <w:r>
+              <w:rPr>
+                <w:rFonts w:eastAsia="MS Mincho"/>
+              </w:rPr>
+              <w:t>Askelmittari</w:t>
+            </w:r>
+            <w:proofErr w:type="spellEnd"/>
+            <w:r>
+              <w:rPr>
+                <w:rFonts w:eastAsia="MS Mincho"/>
+              </w:rPr>
+              <w:t>:</w:t>
+            </w:r>
+          </w:p>
+          <w:p>
+            <w:pPr>
+              <w:spacing w:after="0" w:line="240" w:lineRule="auto"/>
+              <w:rPr>
+                <w:rFonts w:eastAsia="MS Mincho"/>
+              </w:rPr>
+            </w:pPr>
+            <w:proofErr w:type="spellStart"/>
+            <w:r>
+              <w:rPr>
+                <w:rFonts w:eastAsia="MS Mincho"/>
+              </w:rPr>
+              <w:t>MobileApp</w:t>
+            </w:r>
+            <w:proofErr w:type="spellEnd"/>
+            <w:r>
+              <w:rPr>
+                <w:rFonts w:eastAsia="MS Mincho"/>
+              </w:rPr>
+              <w:t>\hooks\</w:t>
+            </w:r>
+            <w:proofErr w:type="spellStart"/>
+            <w:r>
+              <w:rPr>
+                <w:rFonts w:eastAsia="MS Mincho"/>
+              </w:rPr>
+              <w:t>useRouteRecorder.tsx</w:t>
+            </w:r>
+            <w:proofErr w:type="spellEnd"/>
+          </w:p>
+          <w:p>
+            <w:pPr>
+              <w:spacing w:after="0" w:line="240" w:lineRule="auto"/>
+              <w:rPr>
+                <w:rFonts w:eastAsia="MS Mincho"/>
+              </w:rPr>
+            </w:pPr>
+          </w:p>
+          <w:p>
+            <w:pPr>
+              <w:spacing w:after="0" w:line="240" w:lineRule="auto"/>
+              <w:rPr>
+                <w:rFonts w:eastAsia="MS Mincho"/>
+              </w:rPr>
+            </w:pPr>
+            <w:r>
+              <w:rPr>
+                <w:rFonts w:eastAsia="MS Mincho"/>
+              </w:rPr>
+              <w:t>GPS</w:t>
+            </w:r>
+            <w:r>
+              <w:rPr>
+                <w:rFonts w:eastAsia="MS Mincho"/>
+              </w:rPr>
+              <w:t xml:space="preserve">, </w:t>
+            </w:r>
+            <w:proofErr w:type="spellStart"/>
+            <w:r>
+              <w:rPr>
+                <w:rFonts w:eastAsia="MS Mincho"/>
+              </w:rPr>
+              <w:t>Reitin</w:t>
+            </w:r>
+            <w:proofErr w:type="spellEnd"/>
+            <w:r>
+              <w:rPr>
+                <w:rFonts w:eastAsia="MS Mincho"/>
+              </w:rPr>
+              <w:t xml:space="preserve"> </w:t>
+            </w:r>
+            <w:proofErr w:type="spellStart"/>
+            <w:r>
+              <w:rPr>
+                <w:rFonts w:eastAsia="MS Mincho"/>
+              </w:rPr>
+              <w:t>tallennus</w:t>
+            </w:r>
+            <w:proofErr w:type="spellEnd"/>
+            <w:r>
+              <w:rPr>
+                <w:rFonts w:eastAsia="MS Mincho"/>
+              </w:rPr>
+              <w:t>:</w:t>
+            </w:r>
+          </w:p>
+          <w:p>
+            <w:pPr>
+              <w:spacing w:after="0" w:line="240" w:lineRule="auto"/>
+              <w:rPr>
+                <w:rFonts w:eastAsia="MS Mincho"/>
+              </w:rPr>
+            </w:pPr>
+            <w:proofErr w:type="spellStart"/>
+            <w:r>
+              <w:rPr>
+                <w:rFonts w:eastAsia="MS Mincho"/>
+              </w:rPr>
+              <w:t>MobileApp</w:t>
+            </w:r>
+            <w:proofErr w:type="spellEnd"/>
+            <w:r>
+              <w:rPr>
+                <w:rFonts w:eastAsia="MS Mincho"/>
+              </w:rPr>
+              <w:t>\hooks\</w:t>
+            </w:r>
+            <w:proofErr w:type="spellStart"/>
+            <w:r>
+              <w:rPr>
+                <w:rFonts w:eastAsia="MS Mincho"/>
+              </w:rPr>
+              <w:t>useRouteRecorder.tsx</w:t>
+            </w:r>
+            <w:proofErr w:type="spellEnd"/>
+          </w:p>
+        </w:tc>
+        <w:tc>
+          <w:tcPr>
+            <w:tcW w:w="748" w:type="dxa"/>
+          </w:tcPr>
+          <w:p>
+            <w:pPr>
+              <w:spacing w:after="0" w:line="240" w:lineRule="auto"/>
+              <w:rPr>
+                <w:rFonts w:eastAsia="MS Mincho"/>
+              </w:rPr>
+            </w:pPr>
+            <w:proofErr w:type="spellStart"/>
+            <w:r>
+              <w:rPr>
+                <w:rFonts w:eastAsia="MS Mincho"/>
+              </w:rPr>
               <w:lastRenderedPageBreak/>
-              <w:t>Sensorit</w:t>
+              <w:t>Askelmittari</w:t>
             </w:r>
             <w:proofErr w:type="spellEnd"/>
             <w:r>
               <w:rPr>
                 <w:rFonts w:eastAsia="MS Mincho"/>
               </w:rPr>
-              <w:t xml:space="preserve"> / </w:t>
-            </w:r>
-            <w:proofErr w:type="spellStart"/>
-            <w:r>
-              <w:rPr>
-                <w:rFonts w:eastAsia="MS Mincho"/>
-              </w:rPr>
-              <w:t>laiteominaisuus</w:t>
-            </w:r>
-            <w:proofErr w:type="spellEnd"/>
-          </w:p>
-        </w:tc>
-        <w:tc>
-          <w:tcPr>
-            <w:tcW w:w="781" w:type="dxa"/>
-          </w:tcPr>
-          <w:p>
-            <w:pPr>
-              <w:spacing w:after="0" w:line="240" w:lineRule="auto"/>
-              <w:rPr>
-                <w:rFonts w:eastAsia="MS Mincho"/>
-              </w:rPr>
-            </w:pPr>
-            <w:r>
-              <w:rPr>
-                <w:rFonts w:eastAsia="MS Mincho"/>
-              </w:rPr>
-              <w:t>3–4</w:t>
-            </w:r>
-          </w:p>
-        </w:tc>
-        <w:tc>
-          <w:tcPr>
-            <w:tcW w:w="680" w:type="dxa"/>
-          </w:tcPr>
-          <w:p>
-            <w:pPr>
-              <w:spacing w:after="0" w:line="240" w:lineRule="auto"/>
-              <w:rPr>
-                <w:rFonts w:eastAsia="MS Mincho"/>
-              </w:rPr>
-            </w:pPr>
-            <w:r>
-              <w:rPr>
-                <w:rFonts w:eastAsia="MS Mincho"/>
-              </w:rPr>
-              <w:t>x</w:t>
-            </w:r>
-          </w:p>
-        </w:tc>
-        <w:tc>
-          <w:tcPr>
-            <w:tcW w:w="833" w:type="dxa"/>
-          </w:tcPr>
-          <w:p>
-            <w:pPr>
-              <w:spacing w:after="0" w:line="240" w:lineRule="auto"/>
-              <w:rPr>
-                <w:rFonts w:eastAsia="MS Mincho"/>
-              </w:rPr>
-            </w:pPr>
-            <w:r>
-              <w:rPr>
-                <w:rFonts w:eastAsia="MS Mincho"/>
-              </w:rPr>
-              <w:t>☐</w:t>
-            </w:r>
-          </w:p>
-        </w:tc>
-        <w:tc>
-          <w:tcPr>
-            <w:tcW w:w="1466" w:type="dxa"/>
-          </w:tcPr>
-          <w:p>
-            <w:pPr>
-              <w:spacing w:after="0" w:line="240" w:lineRule="auto"/>
-              <w:rPr>
-                <w:rFonts w:eastAsia="MS Mincho"/>
-              </w:rPr>
-            </w:pPr>
-            <w:proofErr w:type="spellStart"/>
-            <w:r>
-              <w:rPr>
-                <w:rFonts w:eastAsia="MS Mincho"/>
-              </w:rPr>
-              <w:t>Askelmittari</w:t>
-            </w:r>
-            <w:proofErr w:type="spellEnd"/>
-            <w:r>
-              <w:rPr>
-                <w:rFonts w:eastAsia="MS Mincho"/>
-              </w:rPr>
               <w:t>:</w:t>
             </w:r>
           </w:p>
@@ -5050,153 +5235,11 @@
                 <w:rFonts w:eastAsia="MS Mincho"/>
               </w:rPr>
             </w:pPr>
-            <w:proofErr w:type="spellStart"/>
-            <w:r>
-              <w:rPr>
-                <w:rFonts w:eastAsia="MS Mincho"/>
-              </w:rPr>
-              <w:t>MobileApp</w:t>
-            </w:r>
-            <w:proofErr w:type="spellEnd"/>
-            <w:r>
-              <w:rPr>
-                <w:rFonts w:eastAsia="MS Mincho"/>
-              </w:rPr>
-              <w:t>\hooks\</w:t>
-            </w:r>
-            <w:proofErr w:type="spellStart"/>
-            <w:r>
-              <w:rPr>
-                <w:rFonts w:eastAsia="MS Mincho"/>
-              </w:rPr>
-              <w:t>useRouteRecorder.tsx</w:t>
-            </w:r>
-            <w:proofErr w:type="spellEnd"/>
-          </w:p>
-          <w:p>
-            <w:pPr>
-              <w:spacing w:after="0" w:line="240" w:lineRule="auto"/>
-              <w:rPr>
-                <w:rFonts w:eastAsia="MS Mincho"/>
-              </w:rPr>
-            </w:pPr>
-          </w:p>
-          <w:p>
-            <w:pPr>
-              <w:spacing w:after="0" w:line="240" w:lineRule="auto"/>
-              <w:rPr>
-                <w:rFonts w:eastAsia="MS Mincho"/>
-              </w:rPr>
-            </w:pPr>
-            <w:r>
-              <w:rPr>
-                <w:rFonts w:eastAsia="MS Mincho"/>
-              </w:rPr>
-              <w:t>GPS</w:t>
-            </w:r>
-            <w:r>
-              <w:rPr>
-                <w:rFonts w:eastAsia="MS Mincho"/>
-              </w:rPr>
-              <w:t xml:space="preserve">, </w:t>
-            </w:r>
-            <w:proofErr w:type="spellStart"/>
-            <w:r>
-              <w:rPr>
-                <w:rFonts w:eastAsia="MS Mincho"/>
-              </w:rPr>
-              <w:t>Reitin</w:t>
-            </w:r>
-            <w:proofErr w:type="spellEnd"/>
-            <w:r>
-              <w:rPr>
-                <w:rFonts w:eastAsia="MS Mincho"/>
-              </w:rPr>
-              <w:t xml:space="preserve"> </w:t>
-            </w:r>
-            <w:proofErr w:type="spellStart"/>
-            <w:r>
-              <w:rPr>
-                <w:rFonts w:eastAsia="MS Mincho"/>
-              </w:rPr>
-              <w:t>tallennus</w:t>
-            </w:r>
-            <w:proofErr w:type="spellEnd"/>
-            <w:r>
-              <w:rPr>
-                <w:rFonts w:eastAsia="MS Mincho"/>
-              </w:rPr>
-              <w:t>:</w:t>
-            </w:r>
-          </w:p>
-          <w:p>
-            <w:pPr>
-              <w:spacing w:after="0" w:line="240" w:lineRule="auto"/>
-              <w:rPr>
-                <w:rFonts w:eastAsia="MS Mincho"/>
-              </w:rPr>
-            </w:pPr>
-            <w:proofErr w:type="spellStart"/>
-            <w:r>
-              <w:rPr>
-                <w:rFonts w:eastAsia="MS Mincho"/>
-              </w:rPr>
-              <w:t>MobileApp</w:t>
-            </w:r>
-            <w:proofErr w:type="spellEnd"/>
-            <w:r>
-              <w:rPr>
-                <w:rFonts w:eastAsia="MS Mincho"/>
-              </w:rPr>
-              <w:t>\hooks\</w:t>
-            </w:r>
-            <w:proofErr w:type="spellStart"/>
-            <w:r>
-              <w:rPr>
-                <w:rFonts w:eastAsia="MS Mincho"/>
-              </w:rPr>
-              <w:t>useRouteRecorder.tsx</w:t>
-            </w:r>
-            <w:proofErr w:type="spellEnd"/>
-          </w:p>
-        </w:tc>
-        <w:tc>
-          <w:tcPr>
-            <w:tcW w:w="748" w:type="dxa"/>
-          </w:tcPr>
-          <w:p>
-            <w:pPr>
-              <w:spacing w:after="0" w:line="240" w:lineRule="auto"/>
-              <w:rPr>
-                <w:rFonts w:eastAsia="MS Mincho"/>
-              </w:rPr>
-            </w:pPr>
-            <w:proofErr w:type="spellStart"/>
-            <w:r>
-              <w:rPr>
-                <w:rFonts w:eastAsia="MS Mincho"/>
-              </w:rPr>
-              <w:t>Askelmittari</w:t>
-            </w:r>
-            <w:proofErr w:type="spellEnd"/>
-            <w:r>
-              <w:rPr>
-                <w:rFonts w:eastAsia="MS Mincho"/>
-              </w:rPr>
-              <w:t>:</w:t>
-            </w:r>
-          </w:p>
-          <w:p>
-            <w:pPr>
-              <w:spacing w:after="0" w:line="240" w:lineRule="auto"/>
-              <w:rPr>
-                <w:rFonts w:eastAsia="MS Mincho"/>
-              </w:rPr>
-            </w:pPr>
-            <w:r>
-              <w:rPr>
-                <w:rFonts w:eastAsia="MS Mincho"/>
-              </w:rPr>
+            <w:r>
+              <w:rPr>
+                <w:rFonts w:eastAsia="MS Mincho"/>
+              </w:rPr>
+              <w:lastRenderedPageBreak/>
               <w:t>94-115, 178-224</w:t>
             </w:r>
           </w:p>
@@ -5239,20 +5282,7 @@
         </w:tc>
         <w:tc>
           <w:tcPr>
-            <w:tcW w:w="1129" w:type="dxa"/>
-          </w:tcPr>
-          <w:p>
-            <w:pPr>
-              <w:spacing w:after="0" w:line="240" w:lineRule="auto"/>
-              <w:rPr>
-                <w:rFonts w:eastAsia="MS Mincho"/>
-              </w:rPr>
-            </w:pPr>
-          </w:p>
-        </w:tc>
-        <w:tc>
-          <w:tcPr>
-            <w:tcW w:w="885" w:type="dxa"/>
+            <w:tcW w:w="978" w:type="dxa"/>
           </w:tcPr>
           <w:p>
             <w:pPr>
@@ -5267,7 +5297,62 @@
                 <w:rFonts w:eastAsia="MS Mincho"/>
                 <w:lang w:val="fi-FI"/>
               </w:rPr>
-              <w:t>Askelmittari ei toimi Androidilla s</w:t>
+              <w:lastRenderedPageBreak/>
+              <w:t>Askeleet</w:t>
+            </w:r>
+            <w:r>
+              <w:rPr>
+                <w:rFonts w:eastAsia="MS Mincho"/>
+                <w:lang w:val="fi-FI"/>
+              </w:rPr>
+              <w:t>, reitin tallennus</w:t>
+            </w:r>
+            <w:r>
+              <w:rPr>
+                <w:rFonts w:eastAsia="MS Mincho"/>
+                <w:lang w:val="fi-FI"/>
+              </w:rPr>
+              <w:t xml:space="preserve">: </w:t>
+            </w:r>
+            <w:hyperlink r:id="rId19" w:history="1">
+              <w:r>
+                <w:rPr>
+                  <w:rStyle w:val="Hyperlinkki"/>
+                  <w:rFonts w:eastAsia="MS Mincho"/>
+                  <w:lang w:val="fi-FI"/>
+                </w:rPr>
+                <w:t>https://youtu.be/EwmQwa5Fr_8?si=axpAHwhkBSMfkTvx&amp;t=394</w:t>
+              </w:r>
+            </w:hyperlink>
+          </w:p>
+        </w:tc>
+        <w:tc>
+          <w:tcPr>
+            <w:tcW w:w="1036" w:type="dxa"/>
+          </w:tcPr>
+          <w:p>
+            <w:pPr>
+              <w:spacing w:after="0" w:line="240" w:lineRule="auto"/>
+              <w:rPr>
+                <w:rFonts w:eastAsia="MS Mincho"/>
+                <w:lang w:val="fi-FI"/>
+              </w:rPr>
+            </w:pPr>
+            <w:r>
+              <w:rPr>
+                <w:rFonts w:eastAsia="MS Mincho"/>
+                <w:lang w:val="fi-FI"/>
+              </w:rPr>
+              <w:lastRenderedPageBreak/>
+              <w:t>Askelmittari ei toimi Androidil</w:t>
+            </w:r>
+            <w:r>
+              <w:rPr>
+                <w:rFonts w:eastAsia="MS Mincho"/>
+                <w:lang w:val="fi-FI"/>
+              </w:rPr>
+              <w:lastRenderedPageBreak/>
+              <w:t>la s</w:t>
             </w:r>
             <w:r>
               <w:rPr>
@@ -5339,19 +5424,20 @@
       <w:tr>
         <w:tc>
           <w:tcPr>
-            <w:tcW w:w="3440" w:type="dxa"/>
-          </w:tcPr>
-          <w:p>
-            <w:pPr>
-              <w:spacing w:after="0" w:line="240" w:lineRule="auto"/>
-              <w:rPr>
-                <w:rFonts w:eastAsia="MS Mincho"/>
-              </w:rPr>
-            </w:pPr>
-            <w:r>
-              <w:rPr>
-                <w:rFonts w:eastAsia="MS Mincho"/>
-              </w:rPr>
+            <w:tcW w:w="2689" w:type="dxa"/>
+          </w:tcPr>
+          <w:p>
+            <w:pPr>
+              <w:spacing w:after="0" w:line="240" w:lineRule="auto"/>
+              <w:rPr>
+                <w:rFonts w:eastAsia="MS Mincho"/>
+              </w:rPr>
+            </w:pPr>
+            <w:r>
+              <w:rPr>
+                <w:rFonts w:eastAsia="MS Mincho"/>
+              </w:rPr>
+              <w:lastRenderedPageBreak/>
               <w:t xml:space="preserve">Kamera / </w:t>
             </w:r>
             <w:proofErr w:type="spellStart"/>
@@ -5366,7 +5452,7 @@
         </w:tc>
         <w:tc>
           <w:tcPr>
-            <w:tcW w:w="781" w:type="dxa"/>
+            <w:tcW w:w="850" w:type="dxa"/>
           </w:tcPr>
           <w:p>
             <w:pPr>
@@ -5385,7 +5471,7 @@
         </w:tc>
         <w:tc>
           <w:tcPr>
-            <w:tcW w:w="680" w:type="dxa"/>
+            <w:tcW w:w="851" w:type="dxa"/>
           </w:tcPr>
           <w:p>
             <w:pPr>
@@ -5404,7 +5490,7 @@
         </w:tc>
         <w:tc>
           <w:tcPr>
-            <w:tcW w:w="833" w:type="dxa"/>
+            <w:tcW w:w="992" w:type="dxa"/>
           </w:tcPr>
           <w:p>
             <w:pPr>
@@ -5423,7 +5509,7 @@
         </w:tc>
         <w:tc>
           <w:tcPr>
-            <w:tcW w:w="1466" w:type="dxa"/>
+            <w:tcW w:w="1818" w:type="dxa"/>
           </w:tcPr>
           <w:p>
             <w:pPr>
@@ -5449,20 +5535,20 @@
         </w:tc>
         <w:tc>
           <w:tcPr>
-            <w:tcW w:w="1129" w:type="dxa"/>
-          </w:tcPr>
-          <w:p>
-            <w:pPr>
-              <w:spacing w:after="0" w:line="240" w:lineRule="auto"/>
-              <w:rPr>
-                <w:rFonts w:eastAsia="MS Mincho"/>
-              </w:rPr>
-            </w:pPr>
-          </w:p>
-        </w:tc>
-        <w:tc>
-          <w:tcPr>
-            <w:tcW w:w="885" w:type="dxa"/>
+            <w:tcW w:w="978" w:type="dxa"/>
+          </w:tcPr>
+          <w:p>
+            <w:pPr>
+              <w:spacing w:after="0" w:line="240" w:lineRule="auto"/>
+              <w:rPr>
+                <w:rFonts w:eastAsia="MS Mincho"/>
+              </w:rPr>
+            </w:pPr>
+          </w:p>
+        </w:tc>
+        <w:tc>
+          <w:tcPr>
+            <w:tcW w:w="1036" w:type="dxa"/>
           </w:tcPr>
           <w:p>
             <w:pPr>
@@ -5477,7 +5563,7 @@
       <w:tr>
         <w:tc>
           <w:tcPr>
-            <w:tcW w:w="3440" w:type="dxa"/>
+            <w:tcW w:w="2689" w:type="dxa"/>
           </w:tcPr>
           <w:p>
             <w:pPr>
@@ -5546,7 +5632,7 @@
         </w:tc>
         <w:tc>
           <w:tcPr>
-            <w:tcW w:w="781" w:type="dxa"/>
+            <w:tcW w:w="850" w:type="dxa"/>
           </w:tcPr>
           <w:p>
             <w:pPr>
@@ -5565,7 +5651,7 @@
         </w:tc>
         <w:tc>
           <w:tcPr>
-            <w:tcW w:w="680" w:type="dxa"/>
+            <w:tcW w:w="851" w:type="dxa"/>
           </w:tcPr>
           <w:p>
             <w:pPr>
@@ -5584,7 +5670,7 @@
         </w:tc>
         <w:tc>
           <w:tcPr>
-            <w:tcW w:w="833" w:type="dxa"/>
+            <w:tcW w:w="992" w:type="dxa"/>
           </w:tcPr>
           <w:p>
             <w:pPr>
@@ -5603,7 +5689,7 @@
         </w:tc>
         <w:tc>
           <w:tcPr>
-            <w:tcW w:w="1466" w:type="dxa"/>
+            <w:tcW w:w="1818" w:type="dxa"/>
           </w:tcPr>
           <w:p>
             <w:pPr>
@@ -5629,20 +5715,20 @@
         </w:tc>
         <w:tc>
           <w:tcPr>
-            <w:tcW w:w="1129" w:type="dxa"/>
-          </w:tcPr>
-          <w:p>
-            <w:pPr>
-              <w:spacing w:after="0" w:line="240" w:lineRule="auto"/>
-              <w:rPr>
-                <w:rFonts w:eastAsia="MS Mincho"/>
-              </w:rPr>
-            </w:pPr>
-          </w:p>
-        </w:tc>
-        <w:tc>
-          <w:tcPr>
-            <w:tcW w:w="885" w:type="dxa"/>
+            <w:tcW w:w="978" w:type="dxa"/>
+          </w:tcPr>
+          <w:p>
+            <w:pPr>
+              <w:spacing w:after="0" w:line="240" w:lineRule="auto"/>
+              <w:rPr>
+                <w:rFonts w:eastAsia="MS Mincho"/>
+              </w:rPr>
+            </w:pPr>
+          </w:p>
+        </w:tc>
+        <w:tc>
+          <w:tcPr>
+            <w:tcW w:w="1036" w:type="dxa"/>
           </w:tcPr>
           <w:p>
             <w:pPr>
@@ -5657,7 +5743,7 @@
       <w:tr>
         <w:tc>
           <w:tcPr>
-            <w:tcW w:w="3440" w:type="dxa"/>
+            <w:tcW w:w="2689" w:type="dxa"/>
           </w:tcPr>
           <w:p>
             <w:pPr>
@@ -5677,7 +5763,7 @@
         </w:tc>
         <w:tc>
           <w:tcPr>
-            <w:tcW w:w="781" w:type="dxa"/>
+            <w:tcW w:w="850" w:type="dxa"/>
           </w:tcPr>
           <w:p>
             <w:pPr>
@@ -5696,7 +5782,7 @@
         </w:tc>
         <w:tc>
           <w:tcPr>
-            <w:tcW w:w="680" w:type="dxa"/>
+            <w:tcW w:w="851" w:type="dxa"/>
           </w:tcPr>
           <w:p>
             <w:pPr>
@@ -5715,7 +5801,7 @@
         </w:tc>
         <w:tc>
           <w:tcPr>
-            <w:tcW w:w="833" w:type="dxa"/>
+            <w:tcW w:w="992" w:type="dxa"/>
           </w:tcPr>
           <w:p>
             <w:pPr>
@@ -5734,7 +5820,7 @@
         </w:tc>
         <w:tc>
           <w:tcPr>
-            <w:tcW w:w="1466" w:type="dxa"/>
+            <w:tcW w:w="1818" w:type="dxa"/>
           </w:tcPr>
           <w:p>
             <w:pPr>
@@ -5760,20 +5846,20 @@
         </w:tc>
         <w:tc>
           <w:tcPr>
-            <w:tcW w:w="1129" w:type="dxa"/>
-          </w:tcPr>
-          <w:p>
-            <w:pPr>
-              <w:spacing w:after="0" w:line="240" w:lineRule="auto"/>
-              <w:rPr>
-                <w:rFonts w:eastAsia="MS Mincho"/>
-              </w:rPr>
-            </w:pPr>
-          </w:p>
-        </w:tc>
-        <w:tc>
-          <w:tcPr>
-            <w:tcW w:w="885" w:type="dxa"/>
+            <w:tcW w:w="978" w:type="dxa"/>
+          </w:tcPr>
+          <w:p>
+            <w:pPr>
+              <w:spacing w:after="0" w:line="240" w:lineRule="auto"/>
+              <w:rPr>
+                <w:rFonts w:eastAsia="MS Mincho"/>
+              </w:rPr>
+            </w:pPr>
+          </w:p>
+        </w:tc>
+        <w:tc>
+          <w:tcPr>
+            <w:tcW w:w="1036" w:type="dxa"/>
           </w:tcPr>
           <w:p>
             <w:pPr>
@@ -6232,7 +6318,6 @@
                 <w:rFonts w:eastAsia="MS Mincho"/>
                 <w:lang w:val="fi-FI"/>
               </w:rPr>
-              <w:lastRenderedPageBreak/>
               <w:t>Käytettävyys: lataus/virhe/</w:t>
             </w:r>
             <w:proofErr w:type="gramStart"/>
@@ -6302,12 +6387,15 @@
                 <w:rFonts w:eastAsia="MS Mincho"/>
               </w:rPr>
             </w:pPr>
-            <w:r>
-              <w:rPr>
-                <w:rFonts w:eastAsia="MS Mincho"/>
-              </w:rPr>
-              <w:t>https://youtu.be/EwmQwa5Fr_8?si=5QUz_SIrHdxPwEdP&amp;t=254</w:t>
-            </w:r>
+            <w:hyperlink r:id="rId20" w:history="1">
+              <w:r>
+                <w:rPr>
+                  <w:rStyle w:val="Hyperlinkki"/>
+                  <w:rFonts w:eastAsia="MS Mincho"/>
+                </w:rPr>
+                <w:t>https://youtu.be/EwmQwa5Fr_8?si=5QUz_SIrHdxPwEdP&amp;t=254</w:t>
+              </w:r>
+            </w:hyperlink>
           </w:p>
         </w:tc>
         <w:tc>
@@ -6520,16 +6608,16 @@
         <w:tblLook w:val="04A0" w:firstRow="1" w:lastRow="0" w:firstColumn="1" w:lastColumn="0" w:noHBand="0" w:noVBand="1"/>
       </w:tblPr>
       <w:tblGrid>
-        <w:gridCol w:w="4047"/>
-        <w:gridCol w:w="850"/>
-        <w:gridCol w:w="959"/>
-        <w:gridCol w:w="2808"/>
+        <w:gridCol w:w="3823"/>
+        <w:gridCol w:w="708"/>
+        <w:gridCol w:w="709"/>
+        <w:gridCol w:w="3424"/>
         <w:gridCol w:w="1298"/>
       </w:tblGrid>
       <w:tr>
         <w:tc>
           <w:tcPr>
-            <w:tcW w:w="4047" w:type="dxa"/>
+            <w:tcW w:w="3823" w:type="dxa"/>
             <w:shd w:val="clear" w:color="auto" w:fill="EEF2FF"/>
           </w:tcPr>
           <w:p>
@@ -6552,7 +6640,7 @@
         </w:tc>
         <w:tc>
           <w:tcPr>
-            <w:tcW w:w="850" w:type="dxa"/>
+            <w:tcW w:w="708" w:type="dxa"/>
             <w:shd w:val="clear" w:color="auto" w:fill="EEF2FF"/>
           </w:tcPr>
           <w:p>
@@ -6575,7 +6663,7 @@
         </w:tc>
         <w:tc>
           <w:tcPr>
-            <w:tcW w:w="959" w:type="dxa"/>
+            <w:tcW w:w="709" w:type="dxa"/>
             <w:shd w:val="clear" w:color="auto" w:fill="EEF2FF"/>
           </w:tcPr>
           <w:p>
@@ -6598,7 +6686,7 @@
         </w:tc>
         <w:tc>
           <w:tcPr>
-            <w:tcW w:w="2808" w:type="dxa"/>
+            <w:tcW w:w="3424" w:type="dxa"/>
             <w:shd w:val="clear" w:color="auto" w:fill="EEF2FF"/>
           </w:tcPr>
           <w:p>
@@ -6661,7 +6749,7 @@
       <w:tr>
         <w:tc>
           <w:tcPr>
-            <w:tcW w:w="4047" w:type="dxa"/>
+            <w:tcW w:w="3823" w:type="dxa"/>
           </w:tcPr>
           <w:p>
             <w:pPr>
@@ -6675,13 +6763,14 @@
                 <w:rFonts w:eastAsia="MS Mincho"/>
                 <w:lang w:val="fi-FI"/>
               </w:rPr>
+              <w:lastRenderedPageBreak/>
               <w:t>Selkeä kerrosjako (MVVM tai vastaava)</w:t>
             </w:r>
           </w:p>
         </w:tc>
         <w:tc>
           <w:tcPr>
-            <w:tcW w:w="850" w:type="dxa"/>
+            <w:tcW w:w="708" w:type="dxa"/>
           </w:tcPr>
           <w:p>
             <w:pPr>
@@ -6700,7 +6789,7 @@
         </w:tc>
         <w:tc>
           <w:tcPr>
-            <w:tcW w:w="959" w:type="dxa"/>
+            <w:tcW w:w="709" w:type="dxa"/>
           </w:tcPr>
           <w:p>
             <w:pPr>
@@ -6719,23 +6808,24 @@
         </w:tc>
         <w:tc>
           <w:tcPr>
-            <w:tcW w:w="2808" w:type="dxa"/>
-          </w:tcPr>
-          <w:p>
-            <w:pPr>
-              <w:spacing w:after="0" w:line="240" w:lineRule="auto"/>
-              <w:rPr>
-                <w:rFonts w:eastAsia="MS Mincho"/>
-              </w:rPr>
-            </w:pPr>
-            <w:r>
-              <w:rPr>
-                <w:rFonts w:eastAsia="MS Mincho"/>
+            <w:tcW w:w="3424" w:type="dxa"/>
+          </w:tcPr>
+          <w:p>
+            <w:pPr>
+              <w:spacing w:after="0" w:line="240" w:lineRule="auto"/>
+              <w:rPr>
+                <w:rFonts w:eastAsia="MS Mincho"/>
+              </w:rPr>
+            </w:pPr>
+            <w:r>
+              <w:rPr>
+                <w:rFonts w:eastAsia="MS Mincho"/>
+                <w:noProof/>
               </w:rPr>
               <w:drawing>
-                <wp:inline distT="0" distB="0" distL="0" distR="0" wp14:anchorId="16612962" wp14:editId="287D4F6C">
-                  <wp:extent cx="1645920" cy="1160145"/>
-                  <wp:effectExtent l="0" t="0" r="0" b="1905"/>
+                <wp:inline distT="0" distB="0" distL="0" distR="0" wp14:anchorId="16612962" wp14:editId="574B48F2">
+                  <wp:extent cx="2021730" cy="1425039"/>
+                  <wp:effectExtent l="0" t="0" r="0" b="3810"/>
                   <wp:docPr id="2090619495" name="Kuva 1"/>
                   <wp:cNvGraphicFramePr>
                     <a:graphicFrameLocks xmlns:a="http://schemas.openxmlformats.org/drawingml/2006/main" noChangeAspect="1"/>
@@ -6748,7 +6838,7 @@
                           <pic:cNvPicPr/>
                         </pic:nvPicPr>
                         <pic:blipFill>
-                          <a:blip r:embed="rId11"/>
+                          <a:blip r:embed="rId21"/>
                           <a:stretch>
                             <a:fillRect/>
                           </a:stretch>
@@ -6756,7 +6846,7 @@
                         <pic:spPr>
                           <a:xfrm>
                             <a:off x="0" y="0"/>
-                            <a:ext cx="1645920" cy="1160145"/>
+                            <a:ext cx="2034006" cy="1433692"/>
                           </a:xfrm>
                           <a:prstGeom prst="rect">
                             <a:avLst/>
@@ -6811,7 +6901,7 @@
       <w:tr>
         <w:tc>
           <w:tcPr>
-            <w:tcW w:w="4047" w:type="dxa"/>
+            <w:tcW w:w="3823" w:type="dxa"/>
           </w:tcPr>
           <w:p>
             <w:pPr>
@@ -6831,7 +6921,7 @@
         </w:tc>
         <w:tc>
           <w:tcPr>
-            <w:tcW w:w="850" w:type="dxa"/>
+            <w:tcW w:w="708" w:type="dxa"/>
           </w:tcPr>
           <w:p>
             <w:pPr>
@@ -6850,7 +6940,7 @@
         </w:tc>
         <w:tc>
           <w:tcPr>
-            <w:tcW w:w="959" w:type="dxa"/>
+            <w:tcW w:w="709" w:type="dxa"/>
           </w:tcPr>
           <w:p>
             <w:pPr>
@@ -6869,7 +6959,7 @@
         </w:tc>
         <w:tc>
           <w:tcPr>
-            <w:tcW w:w="2808" w:type="dxa"/>
+            <w:tcW w:w="3424" w:type="dxa"/>
           </w:tcPr>
           <w:p>
             <w:pPr>
@@ -6903,7 +6993,7 @@
       <w:tr>
         <w:tc>
           <w:tcPr>
-            <w:tcW w:w="4047" w:type="dxa"/>
+            <w:tcW w:w="3823" w:type="dxa"/>
           </w:tcPr>
           <w:p>
             <w:pPr>
@@ -6939,7 +7029,7 @@
         </w:tc>
         <w:tc>
           <w:tcPr>
-            <w:tcW w:w="850" w:type="dxa"/>
+            <w:tcW w:w="708" w:type="dxa"/>
           </w:tcPr>
           <w:p>
             <w:pPr>
@@ -6958,7 +7048,7 @@
         </w:tc>
         <w:tc>
           <w:tcPr>
-            <w:tcW w:w="959" w:type="dxa"/>
+            <w:tcW w:w="709" w:type="dxa"/>
           </w:tcPr>
           <w:p>
             <w:pPr>
@@ -6977,7 +7067,7 @@
         </w:tc>
         <w:tc>
           <w:tcPr>
-            <w:tcW w:w="2808" w:type="dxa"/>
+            <w:tcW w:w="3424" w:type="dxa"/>
           </w:tcPr>
           <w:p>
             <w:pPr>
@@ -7290,7 +7380,7 @@
               <w:rPr>
                 <w:rFonts w:eastAsia="MS Mincho"/>
               </w:rPr>
-              <w:t>☐</w:t>
+              <w:t>x</w:t>
             </w:r>
           </w:p>
         </w:tc>
@@ -7305,6 +7395,15 @@
                 <w:rFonts w:eastAsia="MS Mincho"/>
               </w:rPr>
             </w:pPr>
+            <w:hyperlink r:id="rId22" w:history="1">
+              <w:r>
+                <w:rPr>
+                  <w:rStyle w:val="Hyperlinkki"/>
+                  <w:rFonts w:eastAsia="MS Mincho"/>
+                </w:rPr>
+                <w:t>https://youtu.be/Y79vMsVevs4</w:t>
+              </w:r>
+            </w:hyperlink>
           </w:p>
         </w:tc>
         <w:tc>
@@ -7318,6 +7417,20 @@
                 <w:rFonts w:eastAsia="MS Mincho"/>
               </w:rPr>
             </w:pPr>
+            <w:r>
+              <w:rPr>
+                <w:rFonts w:eastAsia="MS Mincho"/>
+              </w:rPr>
+              <w:t xml:space="preserve">Katan </w:t>
+            </w:r>
+            <w:proofErr w:type="spellStart"/>
+            <w:r>
+              <w:rPr>
+                <w:rFonts w:eastAsia="MS Mincho"/>
+              </w:rPr>
+              <w:t>osuus</w:t>
+            </w:r>
+            <w:proofErr w:type="spellEnd"/>
           </w:p>
         </w:tc>
       </w:tr>
@@ -7392,7 +7505,7 @@
               <w:rPr>
                 <w:rFonts w:eastAsia="MS Mincho"/>
               </w:rPr>
-              <w:t>☐</w:t>
+              <w:t>x</w:t>
             </w:r>
           </w:p>
         </w:tc>
@@ -7420,6 +7533,20 @@
                 <w:rFonts w:eastAsia="MS Mincho"/>
               </w:rPr>
             </w:pPr>
+            <w:r>
+              <w:rPr>
+                <w:rFonts w:eastAsia="MS Mincho"/>
+              </w:rPr>
+              <w:t xml:space="preserve">Teron </w:t>
+            </w:r>
+            <w:proofErr w:type="spellStart"/>
+            <w:r>
+              <w:rPr>
+                <w:rFonts w:eastAsia="MS Mincho"/>
+              </w:rPr>
+              <w:t>osuus</w:t>
+            </w:r>
+            <w:proofErr w:type="spellEnd"/>
           </w:p>
         </w:tc>
       </w:tr>
@@ -7513,7 +7640,7 @@
               <w:rPr>
                 <w:rFonts w:eastAsia="MS Mincho"/>
               </w:rPr>
-              <w:t>☐</w:t>
+              <w:t>x</w:t>
             </w:r>
           </w:p>
         </w:tc>
@@ -7541,6 +7668,20 @@
                 <w:rFonts w:eastAsia="MS Mincho"/>
               </w:rPr>
             </w:pPr>
+            <w:r>
+              <w:rPr>
+                <w:rFonts w:eastAsia="MS Mincho"/>
+              </w:rPr>
+              <w:t xml:space="preserve">Ville-Pekan </w:t>
+            </w:r>
+            <w:proofErr w:type="spellStart"/>
+            <w:r>
+              <w:rPr>
+                <w:rFonts w:eastAsia="MS Mincho"/>
+              </w:rPr>
+              <w:t>osuus</w:t>
+            </w:r>
+            <w:proofErr w:type="spellEnd"/>
           </w:p>
         </w:tc>
       </w:tr>
@@ -7615,7 +7756,7 @@
               <w:rPr>
                 <w:rFonts w:eastAsia="MS Mincho"/>
               </w:rPr>
-              <w:t>☐</w:t>
+              <w:t>x</w:t>
             </w:r>
           </w:p>
         </w:tc>
@@ -7643,6 +7784,20 @@
                 <w:rFonts w:eastAsia="MS Mincho"/>
               </w:rPr>
             </w:pPr>
+            <w:r>
+              <w:rPr>
+                <w:rFonts w:eastAsia="MS Mincho"/>
+              </w:rPr>
+              <w:t xml:space="preserve">Ville-Pekan </w:t>
+            </w:r>
+            <w:proofErr w:type="spellStart"/>
+            <w:r>
+              <w:rPr>
+                <w:rFonts w:eastAsia="MS Mincho"/>
+              </w:rPr>
+              <w:t>osuus</w:t>
+            </w:r>
+            <w:proofErr w:type="spellEnd"/>
           </w:p>
         </w:tc>
       </w:tr>
@@ -7730,7 +7885,7 @@
               <w:rPr>
                 <w:rFonts w:eastAsia="MS Mincho"/>
               </w:rPr>
-              <w:t>☐</w:t>
+              <w:t>x</w:t>
             </w:r>
           </w:p>
         </w:tc>
@@ -7743,8 +7898,37 @@
               <w:spacing w:after="0" w:line="240" w:lineRule="auto"/>
               <w:rPr>
                 <w:rFonts w:eastAsia="MS Mincho"/>
-              </w:rPr>
-            </w:pPr>
+                <w:lang w:val="fi-FI"/>
+              </w:rPr>
+            </w:pPr>
+            <w:r>
+              <w:rPr>
+                <w:rFonts w:eastAsia="MS Mincho"/>
+                <w:lang w:val="fi-FI"/>
+              </w:rPr>
+              <w:t xml:space="preserve">Hyvä kuvan ja </w:t>
+            </w:r>
+            <w:r>
+              <w:rPr>
+                <w:rFonts w:eastAsia="MS Mincho"/>
+                <w:lang w:val="fi-FI"/>
+              </w:rPr>
+              <w:t>äänen</w:t>
+            </w:r>
+            <w:r>
+              <w:rPr>
+                <w:rFonts w:eastAsia="MS Mincho"/>
+                <w:lang w:val="fi-FI"/>
+              </w:rPr>
+              <w:t xml:space="preserve"> l</w:t>
+            </w:r>
+            <w:r>
+              <w:rPr>
+                <w:rFonts w:eastAsia="MS Mincho"/>
+                <w:lang w:val="fi-FI"/>
+              </w:rPr>
+              <w:t>aatu, myös editoitu hieman (zoomailtu olennaiseen).</w:t>
+            </w:r>
           </w:p>
         </w:tc>
         <w:tc>
@@ -7756,6 +7940,7 @@
               <w:spacing w:after="0" w:line="240" w:lineRule="auto"/>
               <w:rPr>
                 <w:rFonts w:eastAsia="MS Mincho"/>
+                <w:lang w:val="fi-FI"/>
               </w:rPr>
             </w:pPr>
           </w:p>
@@ -7816,7 +8001,7 @@
               <w:rPr>
                 <w:rFonts w:eastAsia="MS Mincho"/>
               </w:rPr>
-              <w:t>☐</w:t>
+              <w:t>x</w:t>
             </w:r>
           </w:p>
         </w:tc>
@@ -7829,8 +8014,70 @@
               <w:spacing w:after="0" w:line="240" w:lineRule="auto"/>
               <w:rPr>
                 <w:rFonts w:eastAsia="MS Mincho"/>
-              </w:rPr>
-            </w:pPr>
+                <w:lang w:val="fi-FI"/>
+              </w:rPr>
+            </w:pPr>
+            <w:r>
+              <w:rPr>
+                <w:rFonts w:eastAsia="MS Mincho"/>
+                <w:lang w:val="fi-FI"/>
+              </w:rPr>
+              <w:t xml:space="preserve">Demovideossa kirjautuminen: </w:t>
+            </w:r>
+            <w:r>
+              <w:rPr>
+                <w:rFonts w:eastAsia="MS Mincho"/>
+              </w:rPr>
+              <w:fldChar w:fldCharType="begin"/>
+            </w:r>
+            <w:r>
+              <w:rPr>
+                <w:rFonts w:eastAsia="MS Mincho"/>
+                <w:lang w:val="fi-FI"/>
+              </w:rPr>
+              <w:instrText>HYPERLINK "https://youtu.be/EwmQwa5Fr_8?si=a2mUR8dNLybB7it4&amp;t=66"</w:instrText>
+            </w:r>
+            <w:r>
+              <w:rPr>
+                <w:rFonts w:eastAsia="MS Mincho"/>
+              </w:rPr>
+            </w:r>
+            <w:r>
+              <w:rPr>
+                <w:rFonts w:eastAsia="MS Mincho"/>
+              </w:rPr>
+              <w:fldChar w:fldCharType="separate"/>
+            </w:r>
+            <w:r>
+              <w:rPr>
+                <w:rStyle w:val="Hyperlinkki"/>
+                <w:rFonts w:eastAsia="MS Mincho"/>
+                <w:lang w:val="fi-FI"/>
+              </w:rPr>
+              <w:t>https://youtu.be/EwmQwa5Fr_8?si=</w:t>
+            </w:r>
+            <w:r>
+              <w:rPr>
+                <w:rStyle w:val="Hyperlinkki"/>
+                <w:rFonts w:eastAsia="MS Mincho"/>
+                <w:lang w:val="fi-FI"/>
+              </w:rPr>
+              <w:t>a</w:t>
+            </w:r>
+            <w:r>
+              <w:rPr>
+                <w:rStyle w:val="Hyperlinkki"/>
+                <w:rFonts w:eastAsia="MS Mincho"/>
+                <w:lang w:val="fi-FI"/>
+              </w:rPr>
+              <w:t>2mUR8dNLybB7it4&amp;t=66</w:t>
+            </w:r>
+            <w:r>
+              <w:rPr>
+                <w:rFonts w:eastAsia="MS Mincho"/>
+              </w:rPr>
+              <w:fldChar w:fldCharType="end"/>
+            </w:r>
           </w:p>
         </w:tc>
         <w:tc>
@@ -7842,13 +8089,20 @@
               <w:spacing w:after="0" w:line="240" w:lineRule="auto"/>
               <w:rPr>
                 <w:rFonts w:eastAsia="MS Mincho"/>
+                <w:lang w:val="fi-FI"/>
               </w:rPr>
             </w:pPr>
           </w:p>
         </w:tc>
       </w:tr>
     </w:tbl>
-    <w:p/>
+    <w:p>
+      <w:pPr>
+        <w:rPr>
+          <w:lang w:val="fi-FI"/>
+        </w:rPr>
+      </w:pPr>
+    </w:p>
     <w:p>
       <w:r>
         <w:rPr>
@@ -8115,7 +8369,6 @@
                 <w:rFonts w:eastAsia="MS Mincho"/>
                 <w:lang w:val="fi-FI"/>
               </w:rPr>
-              <w:lastRenderedPageBreak/>
               <w:t>Muu opettajan hyväksymä bonus (kirjaa mikä)</w:t>
             </w:r>
           </w:p>
@@ -9648,7 +9901,6 @@
   <w:style w:type="character" w:default="1" w:styleId="Kappaleenoletusfontti">
     <w:name w:val="Default Paragraph Font"/>
     <w:uiPriority w:val="1"/>
-    <w:semiHidden/>
     <w:unhideWhenUsed/>
   </w:style>
   <w:style w:type="table" w:default="1" w:styleId="Normaalitaulukko">
